--- a/Labka_1/ConsoleApp/ЛР5 Покацкий.docx
+++ b/Labka_1/ConsoleApp/ЛР5 Покацкий.docx
@@ -1,6 +1,6 @@
 
 <file path=word/document.xml><?xml version="1.0" encoding="utf-8"?>
-<w:document xmlns:wpc="http://schemas.microsoft.com/office/word/2010/wordprocessingCanvas" xmlns:cx="http://schemas.microsoft.com/office/drawing/2014/chartex" xmlns:cx1="http://schemas.microsoft.com/office/drawing/2015/9/8/chartex" xmlns:cx2="http://schemas.microsoft.com/office/drawing/2015/10/21/chartex" xmlns:cx3="http://schemas.microsoft.com/office/drawing/2016/5/9/chartex" xmlns:cx4="http://schemas.microsoft.com/office/drawing/2016/5/10/chartex" xmlns:cx5="http://schemas.microsoft.com/office/drawing/2016/5/11/chartex" xmlns:cx6="http://schemas.microsoft.com/office/drawing/2016/5/12/chartex" xmlns:cx7="http://schemas.microsoft.com/office/drawing/2016/5/13/chartex" xmlns:cx8="http://schemas.microsoft.com/office/drawing/2016/5/14/chartex" xmlns:mc="http://schemas.openxmlformats.org/markup-compatibility/2006" xmlns:aink="http://schemas.microsoft.com/office/drawing/2016/ink" xmlns:am3d="http://schemas.microsoft.com/office/drawing/2017/model3d" xmlns:o="urn:schemas-microsoft-com:office:office" xmlns:oel="http://schemas.microsoft.com/office/2019/extlst" xmlns:r="http://schemas.openxmlformats.org/officeDocument/2006/relationships" xmlns:m="http://schemas.openxmlformats.org/officeDocument/2006/math" xmlns:v="urn:schemas-microsoft-com:vml" xmlns:wp14="http://schemas.microsoft.com/office/word/2010/wordprocessingDrawing" xmlns:wp="http://schemas.openxmlformats.org/drawingml/2006/wordprocessingDrawing" xmlns:w10="urn:schemas-microsoft-com:office:word" xmlns:w="http://schemas.openxmlformats.org/wordprocessingml/2006/main" xmlns:w14="http://schemas.microsoft.com/office/word/2010/wordml" xmlns:w15="http://schemas.microsoft.com/office/word/2012/wordml" xmlns:w16cex="http://schemas.microsoft.com/office/word/2018/wordml/cex" xmlns:w16cid="http://schemas.microsoft.com/office/word/2016/wordml/cid" xmlns:w16="http://schemas.microsoft.com/office/word/2018/wordml" xmlns:w16du="http://schemas.microsoft.com/office/word/2023/wordml/word16du" xmlns:w16sdtdh="http://schemas.microsoft.com/office/word/2020/wordml/sdtdatahash" xmlns:w16se="http://schemas.microsoft.com/office/word/2015/wordml/symex" xmlns:wpg="http://schemas.microsoft.com/office/word/2010/wordprocessingGroup" xmlns:wpi="http://schemas.microsoft.com/office/word/2010/wordprocessingInk" xmlns:wne="http://schemas.microsoft.com/office/word/2006/wordml" xmlns:wps="http://schemas.microsoft.com/office/word/2010/wordprocessingShape" mc:Ignorable="w14 w15 w16se w16cid w16 w16cex w16sdtdh w16du wp14">
+<w:document xmlns:wpc="http://schemas.microsoft.com/office/word/2010/wordprocessingCanvas" xmlns:cx="http://schemas.microsoft.com/office/drawing/2014/chartex" xmlns:cx1="http://schemas.microsoft.com/office/drawing/2015/9/8/chartex" xmlns:cx2="http://schemas.microsoft.com/office/drawing/2015/10/21/chartex" xmlns:cx3="http://schemas.microsoft.com/office/drawing/2016/5/9/chartex" xmlns:cx4="http://schemas.microsoft.com/office/drawing/2016/5/10/chartex" xmlns:cx5="http://schemas.microsoft.com/office/drawing/2016/5/11/chartex" xmlns:cx6="http://schemas.microsoft.com/office/drawing/2016/5/12/chartex" xmlns:cx7="http://schemas.microsoft.com/office/drawing/2016/5/13/chartex" xmlns:cx8="http://schemas.microsoft.com/office/drawing/2016/5/14/chartex" xmlns:mc="http://schemas.openxmlformats.org/markup-compatibility/2006" xmlns:aink="http://schemas.microsoft.com/office/drawing/2016/ink" xmlns:am3d="http://schemas.microsoft.com/office/drawing/2017/model3d" xmlns:o="urn:schemas-microsoft-com:office:office" xmlns:r="http://schemas.openxmlformats.org/officeDocument/2006/relationships" xmlns:m="http://schemas.openxmlformats.org/officeDocument/2006/math" xmlns:v="urn:schemas-microsoft-com:vml" xmlns:wp14="http://schemas.microsoft.com/office/word/2010/wordprocessingDrawing" xmlns:wp="http://schemas.openxmlformats.org/drawingml/2006/wordprocessingDrawing" xmlns:w10="urn:schemas-microsoft-com:office:word" xmlns:w="http://schemas.openxmlformats.org/wordprocessingml/2006/main" xmlns:w14="http://schemas.microsoft.com/office/word/2010/wordml" xmlns:w15="http://schemas.microsoft.com/office/word/2012/wordml" xmlns:w16cex="http://schemas.microsoft.com/office/word/2018/wordml/cex" xmlns:w16cid="http://schemas.microsoft.com/office/word/2016/wordml/cid" xmlns:w16="http://schemas.microsoft.com/office/word/2018/wordml" xmlns:w16sdtdh="http://schemas.microsoft.com/office/word/2020/wordml/sdtdatahash" xmlns:w16se="http://schemas.microsoft.com/office/word/2015/wordml/symex" xmlns:wpg="http://schemas.microsoft.com/office/word/2010/wordprocessingGroup" xmlns:wpi="http://schemas.microsoft.com/office/word/2010/wordprocessingInk" xmlns:wne="http://schemas.microsoft.com/office/word/2006/wordml" xmlns:wps="http://schemas.microsoft.com/office/word/2010/wordprocessingShape" mc:Ignorable="w14 w15 w16se w16cid w16 w16cex w16sdtdh wp14">
   <w:body>
     <w:p>
       <w:pPr>
@@ -3367,6 +3367,7 @@
       </w:pPr>
       <w:r>
         <w:rPr>
+          <w:noProof/>
           <w:lang w:eastAsia="ru-RU" w:bidi="ru-RU"/>
         </w:rPr>
         <w:drawing>
@@ -3578,6 +3579,7 @@
       </w:pPr>
       <w:r>
         <w:rPr>
+          <w:noProof/>
           <w:lang w:eastAsia="ru-RU" w:bidi="ru-RU"/>
         </w:rPr>
         <w:lastRenderedPageBreak/>
@@ -4848,6 +4850,7 @@
                 <w:lang w:eastAsia="ru-RU"/>
               </w:rPr>
             </w:pPr>
+            <w:commentRangeStart w:id="7"/>
             <w:r>
               <w:rPr>
                 <w:rFonts w:eastAsia="Times New Roman" w:cs="Times New Roman"/>
@@ -4865,6 +4868,13 @@
                 <w:lang w:eastAsia="ru-RU"/>
               </w:rPr>
               <w:t xml:space="preserve"> = 50</w:t>
+            </w:r>
+            <w:commentRangeEnd w:id="7"/>
+            <w:r>
+              <w:rPr>
+                <w:rStyle w:val="af8"/>
+              </w:rPr>
+              <w:commentReference w:id="7"/>
             </w:r>
           </w:p>
         </w:tc>
@@ -6061,16 +6071,7 @@
                 <w:szCs w:val="24"/>
                 <w:lang w:eastAsia="ru-RU"/>
               </w:rPr>
-              <w:t xml:space="preserve"> </w:t>
-            </w:r>
-            <w:r>
-              <w:rPr>
-                <w:rFonts w:eastAsia="Times New Roman" w:cs="Times New Roman"/>
-                <w:sz w:val="24"/>
-                <w:szCs w:val="24"/>
-                <w:lang w:eastAsia="ru-RU"/>
-              </w:rPr>
-              <w:t>–</w:t>
+              <w:t xml:space="preserve"> –</w:t>
             </w:r>
             <w:r>
               <w:rPr>
@@ -6097,16 +6098,7 @@
                 <w:szCs w:val="24"/>
                 <w:lang w:eastAsia="ru-RU"/>
               </w:rPr>
-              <w:t xml:space="preserve"> </w:t>
-            </w:r>
-            <w:r>
-              <w:rPr>
-                <w:rFonts w:eastAsia="Times New Roman" w:cs="Times New Roman"/>
-                <w:sz w:val="24"/>
-                <w:szCs w:val="24"/>
-                <w:lang w:eastAsia="ru-RU"/>
-              </w:rPr>
-              <w:t>–</w:t>
+              <w:t xml:space="preserve"> –</w:t>
             </w:r>
             <w:r>
               <w:rPr>
@@ -6133,16 +6125,7 @@
                 <w:szCs w:val="24"/>
                 <w:lang w:eastAsia="ru-RU"/>
               </w:rPr>
-              <w:t xml:space="preserve"> </w:t>
-            </w:r>
-            <w:r>
-              <w:rPr>
-                <w:rFonts w:eastAsia="Times New Roman" w:cs="Times New Roman"/>
-                <w:sz w:val="24"/>
-                <w:szCs w:val="24"/>
-                <w:lang w:eastAsia="ru-RU"/>
-              </w:rPr>
-              <w:t>–</w:t>
+              <w:t xml:space="preserve"> –</w:t>
             </w:r>
             <w:r>
               <w:rPr>
@@ -9308,16 +9291,7 @@
                 <w:szCs w:val="24"/>
                 <w:lang w:eastAsia="ru-RU"/>
               </w:rPr>
-              <w:t>–</w:t>
-            </w:r>
-            <w:r>
-              <w:rPr>
-                <w:rFonts w:eastAsia="Times New Roman" w:cs="Times New Roman"/>
-                <w:sz w:val="24"/>
-                <w:szCs w:val="24"/>
-                <w:lang w:eastAsia="ru-RU"/>
-              </w:rPr>
-              <w:t xml:space="preserve"> </w:t>
+              <w:t xml:space="preserve">– </w:t>
             </w:r>
             <w:r>
               <w:rPr>
@@ -9663,16 +9637,7 @@
                 <w:szCs w:val="24"/>
                 <w:lang w:eastAsia="ru-RU"/>
               </w:rPr>
-              <w:t>BenchPress</w:t>
-            </w:r>
-            <w:r>
-              <w:rPr>
-                <w:rFonts w:eastAsia="Times New Roman" w:cs="Times New Roman"/>
-                <w:sz w:val="24"/>
-                <w:szCs w:val="24"/>
-                <w:lang w:eastAsia="ru-RU"/>
-              </w:rPr>
-              <w:t xml:space="preserve"> </w:t>
+              <w:t xml:space="preserve">BenchPress </w:t>
             </w:r>
             <w:r>
               <w:rPr>
@@ -10416,16 +10381,7 @@
                 <w:szCs w:val="24"/>
                 <w:lang w:val="en-US" w:eastAsia="ru-RU"/>
               </w:rPr>
-              <w:t xml:space="preserve"> W</w:t>
-            </w:r>
-            <w:r>
-              <w:rPr>
-                <w:rFonts w:eastAsia="Times New Roman" w:cs="Times New Roman"/>
-                <w:sz w:val="24"/>
-                <w:szCs w:val="24"/>
-                <w:lang w:val="en-US" w:eastAsia="ru-RU"/>
-              </w:rPr>
-              <w:t>eight</w:t>
+              <w:t xml:space="preserve"> Weight</w:t>
             </w:r>
           </w:p>
         </w:tc>
@@ -10452,16 +10408,7 @@
                 <w:szCs w:val="24"/>
                 <w:lang w:val="en-US" w:eastAsia="ru-RU"/>
               </w:rPr>
-              <w:t>d</w:t>
-            </w:r>
-            <w:r>
-              <w:rPr>
-                <w:rFonts w:eastAsia="Times New Roman" w:cs="Times New Roman"/>
-                <w:sz w:val="24"/>
-                <w:szCs w:val="24"/>
-                <w:lang w:val="en-US" w:eastAsia="ru-RU"/>
-              </w:rPr>
-              <w:t>ouble</w:t>
+              <w:t>double</w:t>
             </w:r>
           </w:p>
         </w:tc>
@@ -10526,16 +10473,7 @@
                 <w:szCs w:val="24"/>
                 <w:lang w:val="en-US" w:eastAsia="ru-RU"/>
               </w:rPr>
-              <w:t xml:space="preserve"> R</w:t>
-            </w:r>
-            <w:r>
-              <w:rPr>
-                <w:rFonts w:eastAsia="Times New Roman" w:cs="Times New Roman"/>
-                <w:sz w:val="24"/>
-                <w:szCs w:val="24"/>
-                <w:lang w:val="en-US" w:eastAsia="ru-RU"/>
-              </w:rPr>
-              <w:t>epetitions</w:t>
+              <w:t xml:space="preserve"> Repetitions</w:t>
             </w:r>
           </w:p>
         </w:tc>
@@ -10814,7 +10752,7 @@
                 <w:szCs w:val="24"/>
                 <w:lang w:val="en-US" w:eastAsia="ru-RU"/>
               </w:rPr>
-              <w:t>Weight</w:t>
+              <w:t xml:space="preserve">Weight </w:t>
             </w:r>
             <w:r>
               <w:rPr>
@@ -10823,6 +10761,15 @@
                 <w:szCs w:val="24"/>
                 <w:lang w:val="en-US" w:eastAsia="ru-RU"/>
               </w:rPr>
+              <w:t>*</w:t>
+            </w:r>
+            <w:r>
+              <w:rPr>
+                <w:rFonts w:eastAsia="Times New Roman" w:cs="Times New Roman"/>
+                <w:sz w:val="24"/>
+                <w:szCs w:val="24"/>
+                <w:lang w:eastAsia="ru-RU"/>
+              </w:rPr>
               <w:t xml:space="preserve"> </w:t>
             </w:r>
             <w:r>
@@ -10832,34 +10779,7 @@
                 <w:szCs w:val="24"/>
                 <w:lang w:val="en-US" w:eastAsia="ru-RU"/>
               </w:rPr>
-              <w:t>*</w:t>
-            </w:r>
-            <w:r>
-              <w:rPr>
-                <w:rFonts w:eastAsia="Times New Roman" w:cs="Times New Roman"/>
-                <w:sz w:val="24"/>
-                <w:szCs w:val="24"/>
-                <w:lang w:eastAsia="ru-RU"/>
-              </w:rPr>
-              <w:t xml:space="preserve"> </w:t>
-            </w:r>
-            <w:r>
-              <w:rPr>
-                <w:rFonts w:eastAsia="Times New Roman" w:cs="Times New Roman"/>
-                <w:sz w:val="24"/>
-                <w:szCs w:val="24"/>
-                <w:lang w:val="en-US" w:eastAsia="ru-RU"/>
-              </w:rPr>
-              <w:t>Repetitions</w:t>
-            </w:r>
-            <w:r>
-              <w:rPr>
-                <w:rFonts w:eastAsia="Times New Roman" w:cs="Times New Roman"/>
-                <w:sz w:val="24"/>
-                <w:szCs w:val="24"/>
-                <w:lang w:val="en-US" w:eastAsia="ru-RU"/>
-              </w:rPr>
-              <w:t xml:space="preserve"> </w:t>
+              <w:t xml:space="preserve">Repetitions </w:t>
             </w:r>
             <w:r>
               <w:rPr>
@@ -11146,9 +11066,9 @@
       <w:pPr>
         <w:pStyle w:val="2"/>
       </w:pPr>
-      <w:bookmarkStart w:id="7" w:name="_Toc74829067"/>
-      <w:bookmarkStart w:id="8" w:name="_Toc227764313"/>
-      <w:bookmarkStart w:id="9" w:name="_Toc227771490"/>
+      <w:bookmarkStart w:id="8" w:name="_Toc74829067"/>
+      <w:bookmarkStart w:id="9" w:name="_Toc227764313"/>
+      <w:bookmarkStart w:id="10" w:name="_Toc227771490"/>
       <w:r>
         <w:lastRenderedPageBreak/>
         <w:t xml:space="preserve">1.4 Дерево ветвлений </w:t>
@@ -11159,9 +11079,9 @@
         </w:rPr>
         <w:t>Git</w:t>
       </w:r>
-      <w:bookmarkEnd w:id="7"/>
       <w:bookmarkEnd w:id="8"/>
       <w:bookmarkEnd w:id="9"/>
+      <w:bookmarkEnd w:id="10"/>
     </w:p>
     <w:p>
       <w:pPr>
@@ -11189,6 +11109,7 @@
       </w:pPr>
       <w:r>
         <w:rPr>
+          <w:noProof/>
           <w:lang w:eastAsia="ru-RU" w:bidi="ru-RU"/>
         </w:rPr>
         <w:drawing>
@@ -11207,7 +11128,7 @@
                     <pic:cNvPicPr/>
                   </pic:nvPicPr>
                   <pic:blipFill>
-                    <a:blip r:embed="rId13"/>
+                    <a:blip r:embed="rId17"/>
                     <a:stretch>
                       <a:fillRect/>
                     </a:stretch>
@@ -11295,17 +11216,17 @@
       <w:pPr>
         <w:pStyle w:val="2"/>
       </w:pPr>
-      <w:bookmarkStart w:id="10" w:name="_Toc74956677"/>
-      <w:bookmarkStart w:id="11" w:name="_Toc74829068"/>
-      <w:bookmarkStart w:id="12" w:name="_Toc201833640"/>
-      <w:bookmarkStart w:id="13" w:name="_Toc227771491"/>
+      <w:bookmarkStart w:id="11" w:name="_Toc74956677"/>
+      <w:bookmarkStart w:id="12" w:name="_Toc74829068"/>
+      <w:bookmarkStart w:id="13" w:name="_Toc201833640"/>
+      <w:bookmarkStart w:id="14" w:name="_Toc227771491"/>
       <w:r>
         <w:t>1.5 Тестирование программы</w:t>
       </w:r>
-      <w:bookmarkEnd w:id="10"/>
       <w:bookmarkEnd w:id="11"/>
       <w:bookmarkEnd w:id="12"/>
       <w:bookmarkEnd w:id="13"/>
+      <w:bookmarkEnd w:id="14"/>
     </w:p>
     <w:p>
       <w:pPr>
@@ -11352,7 +11273,7 @@
                     <pic:cNvPicPr/>
                   </pic:nvPicPr>
                   <pic:blipFill>
-                    <a:blip r:embed="rId14"/>
+                    <a:blip r:embed="rId18"/>
                     <a:stretch>
                       <a:fillRect/>
                     </a:stretch>
@@ -11435,8 +11356,8 @@
       <w:pPr>
         <w:pStyle w:val="2"/>
       </w:pPr>
-      <w:bookmarkStart w:id="14" w:name="_Toc227764315"/>
-      <w:bookmarkStart w:id="15" w:name="_Toc227771492"/>
+      <w:bookmarkStart w:id="15" w:name="_Toc227764315"/>
+      <w:bookmarkStart w:id="16" w:name="_Toc227771492"/>
       <w:r>
         <w:lastRenderedPageBreak/>
         <w:t xml:space="preserve">1.5.1 Тестовый случай «Добавить </w:t>
@@ -11447,8 +11368,8 @@
       <w:r>
         <w:t>»</w:t>
       </w:r>
-      <w:bookmarkEnd w:id="14"/>
       <w:bookmarkEnd w:id="15"/>
+      <w:bookmarkEnd w:id="16"/>
     </w:p>
     <w:p>
       <w:pPr>
@@ -11492,7 +11413,7 @@
                     <pic:cNvPicPr/>
                   </pic:nvPicPr>
                   <pic:blipFill>
-                    <a:blip r:embed="rId15"/>
+                    <a:blip r:embed="rId19"/>
                     <a:stretch>
                       <a:fillRect/>
                     </a:stretch>
@@ -11618,7 +11539,7 @@
                     <pic:cNvPicPr/>
                   </pic:nvPicPr>
                   <pic:blipFill>
-                    <a:blip r:embed="rId16"/>
+                    <a:blip r:embed="rId20"/>
                     <a:stretch>
                       <a:fillRect/>
                     </a:stretch>
@@ -11755,7 +11676,7 @@
                 <wp:cNvGraphicFramePr/>
                 <a:graphic xmlns:a="http://schemas.openxmlformats.org/drawingml/2006/main">
                   <a:graphicData uri="http://schemas.microsoft.com/office/word/2010/wordprocessingInk">
-                    <w14:contentPart bwMode="auto" r:id="rId17">
+                    <w14:contentPart bwMode="auto" r:id="rId21">
                       <w14:nvContentPartPr>
                         <w14:cNvContentPartPr/>
                       </w14:nvContentPartPr>
@@ -11769,7 +11690,7 @@
               </wp:anchor>
             </w:drawing>
           </mc:Choice>
-          <mc:Fallback>
+          <mc:Fallback xmlns:w16du="http://schemas.microsoft.com/office/word/2023/wordml/word16du" xmlns:oel="http://schemas.microsoft.com/office/2019/extlst">
             <w:pict>
               <v:shapetype w14:anchorId="73F4201C" id="_x0000_t75" coordsize="21600,21600" o:spt="75" o:preferrelative="t" path="m@4@5l@4@11@9@11@9@5xe" filled="f" stroked="f">
                 <v:stroke joinstyle="miter"/>
@@ -11791,7 +11712,7 @@
                 <o:lock v:ext="edit" aspectratio="t"/>
               </v:shapetype>
               <v:shape id="Рукописный ввод 7" o:spid="_x0000_s1026" type="#_x0000_t75" style="position:absolute;margin-left:356pt;margin-top:109.05pt;width:10.2pt;height:2.15pt;z-index:251660288;visibility:visible;mso-wrap-style:square;mso-wrap-distance-left:9pt;mso-wrap-distance-top:0;mso-wrap-distance-right:9pt;mso-wrap-distance-bottom:0;mso-position-horizontal:absolute;mso-position-horizontal-relative:text;mso-position-vertical:absolute;mso-position-vertical-relative:text" o:gfxdata="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">
-                <v:imagedata r:id="rId18" o:title=""/>
+                <v:imagedata r:id="rId22" o:title=""/>
               </v:shape>
             </w:pict>
           </mc:Fallback>
@@ -11821,7 +11742,7 @@
                 <wp:cNvGraphicFramePr/>
                 <a:graphic xmlns:a="http://schemas.openxmlformats.org/drawingml/2006/main">
                   <a:graphicData uri="http://schemas.microsoft.com/office/word/2010/wordprocessingInk">
-                    <w14:contentPart bwMode="auto" r:id="rId19">
+                    <w14:contentPart bwMode="auto" r:id="rId23">
                       <w14:nvContentPartPr>
                         <w14:cNvContentPartPr/>
                       </w14:nvContentPartPr>
@@ -11835,10 +11756,10 @@
               </wp:anchor>
             </w:drawing>
           </mc:Choice>
-          <mc:Fallback>
+          <mc:Fallback xmlns:w16du="http://schemas.microsoft.com/office/word/2023/wordml/word16du" xmlns:oel="http://schemas.microsoft.com/office/2019/extlst">
             <w:pict>
               <v:shape w14:anchorId="06D3CD8B" id="Рукописный ввод 6" o:spid="_x0000_s1026" type="#_x0000_t75" style="position:absolute;margin-left:101.5pt;margin-top:89.35pt;width:23.85pt;height:17.05pt;z-index:251659264;visibility:visible;mso-wrap-style:square;mso-wrap-distance-left:9pt;mso-wrap-distance-top:0;mso-wrap-distance-right:9pt;mso-wrap-distance-bottom:0;mso-position-horizontal:absolute;mso-position-horizontal-relative:text;mso-position-vertical:absolute;mso-position-vertical-relative:text" o:gfxdata="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">
-                <v:imagedata r:id="rId20" o:title=""/>
+                <v:imagedata r:id="rId24" o:title=""/>
               </v:shape>
             </w:pict>
           </mc:Fallback>
@@ -11846,6 +11767,7 @@
       </w:r>
       <w:r>
         <w:rPr>
+          <w:noProof/>
           <w:lang w:eastAsia="ru-RU" w:bidi="ru-RU"/>
         </w:rPr>
         <w:drawing>
@@ -11864,7 +11786,7 @@
                     <pic:cNvPicPr/>
                   </pic:nvPicPr>
                   <pic:blipFill>
-                    <a:blip r:embed="rId21"/>
+                    <a:blip r:embed="rId25"/>
                     <a:stretch>
                       <a:fillRect/>
                     </a:stretch>
@@ -11905,7 +11827,7 @@
                     <pic:cNvPicPr/>
                   </pic:nvPicPr>
                   <pic:blipFill>
-                    <a:blip r:embed="rId22"/>
+                    <a:blip r:embed="rId26"/>
                     <a:stretch>
                       <a:fillRect/>
                     </a:stretch>
@@ -12040,8 +11962,8 @@
       <w:pPr>
         <w:pStyle w:val="2"/>
       </w:pPr>
-      <w:bookmarkStart w:id="16" w:name="_Toc227764316"/>
-      <w:bookmarkStart w:id="17" w:name="_Toc227771493"/>
+      <w:bookmarkStart w:id="17" w:name="_Toc227764316"/>
+      <w:bookmarkStart w:id="18" w:name="_Toc227771493"/>
       <w:r>
         <w:t xml:space="preserve">1.5.2 Тестовый случай «Удалить </w:t>
       </w:r>
@@ -12051,8 +11973,8 @@
       <w:r>
         <w:t>»</w:t>
       </w:r>
-      <w:bookmarkEnd w:id="16"/>
       <w:bookmarkEnd w:id="17"/>
+      <w:bookmarkEnd w:id="18"/>
     </w:p>
     <w:p>
       <w:r>
@@ -12066,10 +11988,7 @@
         <w:t>Удалить</w:t>
       </w:r>
       <w:r>
-        <w:t>»</w:t>
-      </w:r>
-      <w:r>
-        <w:t>:</w:t>
+        <w:t>»:</w:t>
       </w:r>
     </w:p>
     <w:p>
@@ -12082,6 +12001,7 @@
       </w:pPr>
       <w:r>
         <w:rPr>
+          <w:noProof/>
           <w:lang w:eastAsia="ru-RU" w:bidi="ru-RU"/>
         </w:rPr>
         <w:drawing>
@@ -12100,7 +12020,7 @@
                     <pic:cNvPicPr/>
                   </pic:nvPicPr>
                   <pic:blipFill>
-                    <a:blip r:embed="rId23"/>
+                    <a:blip r:embed="rId27"/>
                     <a:stretch>
                       <a:fillRect/>
                     </a:stretch>
@@ -12208,7 +12128,7 @@
                     <pic:cNvPicPr/>
                   </pic:nvPicPr>
                   <pic:blipFill>
-                    <a:blip r:embed="rId24"/>
+                    <a:blip r:embed="rId28"/>
                     <a:stretch>
                       <a:fillRect/>
                     </a:stretch>
@@ -12301,10 +12221,7 @@
         <w:t xml:space="preserve"> нажать на кнопку «Удалить</w:t>
       </w:r>
       <w:r>
-        <w:t xml:space="preserve"> всё»</w:t>
-      </w:r>
-      <w:r>
-        <w:t>:</w:t>
+        <w:t xml:space="preserve"> всё»:</w:t>
       </w:r>
     </w:p>
     <w:p>
@@ -12316,6 +12233,7 @@
       </w:pPr>
       <w:r>
         <w:rPr>
+          <w:noProof/>
           <w:lang w:eastAsia="ru-RU" w:bidi="ru-RU"/>
         </w:rPr>
         <w:drawing>
@@ -12334,7 +12252,7 @@
                     <pic:cNvPicPr/>
                   </pic:nvPicPr>
                   <pic:blipFill>
-                    <a:blip r:embed="rId25"/>
+                    <a:blip r:embed="rId29"/>
                     <a:stretch>
                       <a:fillRect/>
                     </a:stretch>
@@ -12443,7 +12361,7 @@
                     <pic:cNvPicPr/>
                   </pic:nvPicPr>
                   <pic:blipFill>
-                    <a:blip r:embed="rId26"/>
+                    <a:blip r:embed="rId30"/>
                     <a:stretch>
                       <a:fillRect/>
                     </a:stretch>
@@ -12518,8 +12436,8 @@
       <w:pPr>
         <w:pStyle w:val="2"/>
       </w:pPr>
-      <w:bookmarkStart w:id="18" w:name="_Toc227764317"/>
-      <w:bookmarkStart w:id="19" w:name="_Toc227771494"/>
+      <w:bookmarkStart w:id="19" w:name="_Toc227764317"/>
+      <w:bookmarkStart w:id="20" w:name="_Toc227771494"/>
       <w:r>
         <w:t>1.5.3 Тестовый случай «</w:t>
       </w:r>
@@ -12535,8 +12453,8 @@
       <w:r>
         <w:t>»</w:t>
       </w:r>
-      <w:bookmarkEnd w:id="18"/>
       <w:bookmarkEnd w:id="19"/>
+      <w:bookmarkEnd w:id="20"/>
     </w:p>
     <w:p>
       <w:r>
@@ -12575,7 +12493,7 @@
                     <pic:cNvPicPr/>
                   </pic:nvPicPr>
                   <pic:blipFill>
-                    <a:blip r:embed="rId27"/>
+                    <a:blip r:embed="rId31"/>
                     <a:stretch>
                       <a:fillRect/>
                     </a:stretch>
@@ -12703,6 +12621,7 @@
       </w:pPr>
       <w:r>
         <w:rPr>
+          <w:noProof/>
           <w:lang w:eastAsia="ru-RU" w:bidi="ru-RU"/>
         </w:rPr>
         <w:drawing>
@@ -12721,7 +12640,7 @@
                     <pic:cNvPicPr/>
                   </pic:nvPicPr>
                   <pic:blipFill>
-                    <a:blip r:embed="rId28"/>
+                    <a:blip r:embed="rId32"/>
                     <a:stretch>
                       <a:fillRect/>
                     </a:stretch>
@@ -12810,6 +12729,7 @@
       </w:pPr>
       <w:r>
         <w:rPr>
+          <w:noProof/>
           <w:lang w:eastAsia="ru-RU" w:bidi="ru-RU"/>
         </w:rPr>
         <w:drawing>
@@ -12828,7 +12748,7 @@
                     <pic:cNvPicPr/>
                   </pic:nvPicPr>
                   <pic:blipFill>
-                    <a:blip r:embed="rId29"/>
+                    <a:blip r:embed="rId33"/>
                     <a:stretch>
                       <a:fillRect/>
                     </a:stretch>
@@ -12954,6 +12874,7 @@
       </w:pPr>
       <w:r>
         <w:rPr>
+          <w:noProof/>
           <w:lang w:eastAsia="ru-RU" w:bidi="ru-RU"/>
         </w:rPr>
         <w:drawing>
@@ -12972,7 +12893,7 @@
                     <pic:cNvPicPr/>
                   </pic:nvPicPr>
                   <pic:blipFill>
-                    <a:blip r:embed="rId30"/>
+                    <a:blip r:embed="rId34"/>
                     <a:stretch>
                       <a:fillRect/>
                     </a:stretch>
@@ -13056,29 +12977,23 @@
       <w:pPr>
         <w:pStyle w:val="2"/>
       </w:pPr>
-      <w:bookmarkStart w:id="20" w:name="_Toc227764318"/>
-      <w:bookmarkStart w:id="21" w:name="_Toc227771495"/>
+      <w:bookmarkStart w:id="21" w:name="_Toc227764318"/>
+      <w:bookmarkStart w:id="22" w:name="_Toc227771495"/>
       <w:r>
         <w:t>1.5.4 Тестовый случай «Сохранить данные»</w:t>
       </w:r>
-      <w:bookmarkEnd w:id="20"/>
       <w:bookmarkEnd w:id="21"/>
-    </w:p>
-    <w:p>
-      <w:r>
-        <w:t>Для сохранения данных в таблице необходимо нажать на панели «Файл</w:t>
-      </w:r>
-      <w:r>
-        <w:t>-</w:t>
+      <w:bookmarkEnd w:id="22"/>
+    </w:p>
+    <w:p>
+      <w:r>
+        <w:t>Для сохранения данных в таблице необходимо нажать на панели «Файл-</w:t>
       </w:r>
       <w:r>
         <w:t>&gt;</w:t>
       </w:r>
       <w:r>
-        <w:t xml:space="preserve"> Сохранить</w:t>
-      </w:r>
-      <w:r>
-        <w:t>» Откроется системный диалог сохранения файла, где пользователь выбирает директорию и указывает имя файла</w:t>
+        <w:t xml:space="preserve"> Сохранить» Откроется системный диалог сохранения файла, где пользователь выбирает директорию и указывает имя файла</w:t>
       </w:r>
     </w:p>
     <w:p>
@@ -13112,7 +13027,7 @@
                     <pic:cNvPicPr/>
                   </pic:nvPicPr>
                   <pic:blipFill>
-                    <a:blip r:embed="rId31"/>
+                    <a:blip r:embed="rId35"/>
                     <a:stretch>
                       <a:fillRect/>
                     </a:stretch>
@@ -13197,10 +13112,7 @@
         <w:t>Далее откроется системный диалог загрузки файла. После</w:t>
       </w:r>
       <w:r>
-        <w:t xml:space="preserve"> успешной загрузки появится сообщение</w:t>
-      </w:r>
-      <w:r>
-        <w:t xml:space="preserve"> о успешном сохранении. Файл сохраняется в </w:t>
+        <w:t xml:space="preserve"> успешной загрузки появится сообщение о успешном сохранении. Файл сохраняется в </w:t>
       </w:r>
       <w:proofErr w:type="spellStart"/>
       <w:r>
@@ -13236,6 +13148,7 @@
       </w:pPr>
       <w:r>
         <w:rPr>
+          <w:noProof/>
           <w:lang w:eastAsia="ru-RU" w:bidi="ru-RU"/>
         </w:rPr>
         <w:drawing>
@@ -13254,7 +13167,7 @@
                     <pic:cNvPicPr/>
                   </pic:nvPicPr>
                   <pic:blipFill>
-                    <a:blip r:embed="rId32"/>
+                    <a:blip r:embed="rId36"/>
                     <a:stretch>
                       <a:fillRect/>
                     </a:stretch>
@@ -13302,7 +13215,7 @@
                     <pic:cNvPicPr/>
                   </pic:nvPicPr>
                   <pic:blipFill>
-                    <a:blip r:embed="rId33"/>
+                    <a:blip r:embed="rId37"/>
                     <a:stretch>
                       <a:fillRect/>
                     </a:stretch>
@@ -13415,6 +13328,7 @@
       </w:pPr>
       <w:r>
         <w:rPr>
+          <w:noProof/>
           <w:lang w:eastAsia="ru-RU" w:bidi="ru-RU"/>
         </w:rPr>
         <w:drawing>
@@ -13433,7 +13347,7 @@
                     <pic:cNvPicPr/>
                   </pic:nvPicPr>
                   <pic:blipFill>
-                    <a:blip r:embed="rId34"/>
+                    <a:blip r:embed="rId38"/>
                     <a:stretch>
                       <a:fillRect/>
                     </a:stretch>
@@ -13520,8 +13434,8 @@
       <w:pPr>
         <w:pStyle w:val="2"/>
       </w:pPr>
-      <w:bookmarkStart w:id="22" w:name="_Toc227764319"/>
-      <w:bookmarkStart w:id="23" w:name="_Toc227771496"/>
+      <w:bookmarkStart w:id="23" w:name="_Toc227764319"/>
+      <w:bookmarkStart w:id="24" w:name="_Toc227771496"/>
       <w:r>
         <w:t>1.5.5 Тестовый случай «</w:t>
       </w:r>
@@ -13531,21 +13445,15 @@
       <w:r>
         <w:t xml:space="preserve"> данные»</w:t>
       </w:r>
-      <w:bookmarkEnd w:id="22"/>
       <w:bookmarkEnd w:id="23"/>
+      <w:bookmarkEnd w:id="24"/>
     </w:p>
     <w:p>
       <w:pPr>
         <w:ind w:firstLine="709"/>
       </w:pPr>
       <w:r>
-        <w:t>Для загрузки данных в таблицу необходимо нажать на кнопку «</w:t>
-      </w:r>
-      <w:r>
-        <w:t>Открыть</w:t>
-      </w:r>
-      <w:r>
-        <w:t>».</w:t>
+        <w:t>Для загрузки данных в таблицу необходимо нажать на кнопку «Открыть».</w:t>
       </w:r>
     </w:p>
     <w:p>
@@ -13562,6 +13470,7 @@
       </w:pPr>
       <w:r>
         <w:rPr>
+          <w:noProof/>
           <w:lang w:eastAsia="ru-RU" w:bidi="ru-RU"/>
         </w:rPr>
         <w:drawing>
@@ -13580,7 +13489,7 @@
                     <pic:cNvPicPr/>
                   </pic:nvPicPr>
                   <pic:blipFill>
-                    <a:blip r:embed="rId35"/>
+                    <a:blip r:embed="rId39"/>
                     <a:stretch>
                       <a:fillRect/>
                     </a:stretch>
@@ -13673,9 +13582,9 @@
           <w:bCs/>
         </w:rPr>
       </w:pPr>
-      <w:bookmarkStart w:id="24" w:name="_Toc74829069"/>
-      <w:bookmarkStart w:id="25" w:name="_Toc74956678"/>
-      <w:bookmarkStart w:id="26" w:name="_Toc227771497"/>
+      <w:bookmarkStart w:id="25" w:name="_Toc74829069"/>
+      <w:bookmarkStart w:id="26" w:name="_Toc74956678"/>
+      <w:bookmarkStart w:id="27" w:name="_Toc227771497"/>
       <w:r>
         <w:rPr>
           <w:b/>
@@ -13684,9 +13593,9 @@
         <w:lastRenderedPageBreak/>
         <w:t>Список использованных источников</w:t>
       </w:r>
-      <w:bookmarkEnd w:id="24"/>
       <w:bookmarkEnd w:id="25"/>
       <w:bookmarkEnd w:id="26"/>
+      <w:bookmarkEnd w:id="27"/>
     </w:p>
     <w:p>
       <w:pPr>
@@ -13706,13 +13615,7 @@
       </w:r>
       <w:proofErr w:type="spellEnd"/>
       <w:r>
-        <w:t xml:space="preserve">, А. А. Новые технологии в </w:t>
-      </w:r>
-      <w:r>
-        <w:t>программировании:</w:t>
-      </w:r>
-      <w:r>
-        <w:t xml:space="preserve"> учебное пособие / А. А. </w:t>
+        <w:t xml:space="preserve">, А. А. Новые технологии в программировании: учебное пособие / А. А. </w:t>
       </w:r>
       <w:proofErr w:type="spellStart"/>
       <w:r>
@@ -13736,13 +13639,7 @@
       </w:r>
       <w:proofErr w:type="spellEnd"/>
       <w:r>
-        <w:t xml:space="preserve">. – </w:t>
-      </w:r>
-      <w:r>
-        <w:t>Томск:</w:t>
-      </w:r>
-      <w:r>
-        <w:t xml:space="preserve"> Эль Контент, 2014. – 176 с. – </w:t>
+        <w:t xml:space="preserve">. – Томск: Эль Контент, 2014. – 176 с. – </w:t>
       </w:r>
       <w:r>
         <w:rPr>
@@ -13775,9 +13672,9 @@
           <w:bCs/>
         </w:rPr>
       </w:pPr>
-      <w:bookmarkStart w:id="27" w:name="_Toc74829070"/>
-      <w:bookmarkStart w:id="28" w:name="_Toc74956679"/>
-      <w:bookmarkStart w:id="29" w:name="_Toc227771498"/>
+      <w:bookmarkStart w:id="28" w:name="_Toc74829070"/>
+      <w:bookmarkStart w:id="29" w:name="_Toc74956679"/>
+      <w:bookmarkStart w:id="30" w:name="_Toc227771498"/>
       <w:r>
         <w:rPr>
           <w:b/>
@@ -13800,9 +13697,9 @@
         </w:rPr>
         <w:t xml:space="preserve"> А</w:t>
       </w:r>
-      <w:bookmarkEnd w:id="27"/>
       <w:bookmarkEnd w:id="28"/>
       <w:bookmarkEnd w:id="29"/>
+      <w:bookmarkEnd w:id="30"/>
     </w:p>
     <w:p>
       <w:pPr>
@@ -13848,13 +13745,7 @@
         <w:ind w:firstLine="0"/>
       </w:pPr>
       <w:r>
-        <w:t>Разработчик: студент гр. О-5КМ</w:t>
-      </w:r>
-      <w:r>
-        <w:t>4</w:t>
-      </w:r>
-      <w:r>
-        <w:t>1</w:t>
+        <w:t>Разработчик: студент гр. О-5КМ41</w:t>
       </w:r>
       <w:r>
         <w:t xml:space="preserve"> НИ ТПУ </w:t>
@@ -13899,10 +13790,7 @@
         <w:jc w:val="center"/>
       </w:pPr>
       <w:r>
-        <w:t>Томск 202</w:t>
-      </w:r>
-      <w:r>
-        <w:t>6</w:t>
+        <w:t>Томск 2026</w:t>
       </w:r>
       <w:r>
         <w:br w:type="page"/>
@@ -13912,7 +13800,7 @@
       <w:pPr>
         <w:pStyle w:val="2"/>
       </w:pPr>
-      <w:bookmarkStart w:id="30" w:name="_Toc227771499"/>
+      <w:bookmarkStart w:id="31" w:name="_Toc227771499"/>
       <w:r>
         <w:lastRenderedPageBreak/>
         <w:t xml:space="preserve">1. </w:t>
@@ -13920,7 +13808,7 @@
       <w:r>
         <w:t>Общие сведения</w:t>
       </w:r>
-      <w:bookmarkEnd w:id="30"/>
+      <w:bookmarkEnd w:id="31"/>
     </w:p>
     <w:p>
       <w:r>
@@ -13997,16 +13885,7 @@
     </w:p>
     <w:p>
       <w:r>
-        <w:t>Разработчик: Студент гр. О-5КМ</w:t>
-      </w:r>
-      <w:r>
-        <w:t>4</w:t>
-      </w:r>
-      <w:r>
-        <w:t xml:space="preserve">1 НИ ТПУ </w:t>
-      </w:r>
-      <w:r>
-        <w:t>Покацкий М.Ю.</w:t>
+        <w:t>Разработчик: Студент гр. О-5КМ41 НИ ТПУ Покацкий М.Ю.</w:t>
       </w:r>
     </w:p>
     <w:p>
@@ -14033,36 +13912,23 @@
     </w:p>
     <w:p>
       <w:r>
-        <w:t xml:space="preserve">Начало работ: </w:t>
-      </w:r>
-      <w:r>
-        <w:t>19.03.</w:t>
-      </w:r>
-      <w:r>
-        <w:t>202</w:t>
-      </w:r>
-      <w:r>
-        <w:t>6</w:t>
-      </w:r>
-      <w:r>
-        <w:t xml:space="preserve"> г.</w:t>
-      </w:r>
-    </w:p>
-    <w:p>
-      <w:r>
-        <w:t xml:space="preserve">Окончание работ: </w:t>
-      </w:r>
-      <w:r>
-        <w:t>02</w:t>
-      </w:r>
-      <w:r>
-        <w:t>.0</w:t>
-      </w:r>
-      <w:r>
-        <w:t>4</w:t>
-      </w:r>
-      <w:r>
-        <w:t>.2026 г.</w:t>
+        <w:t>Начало работ: 19.03.2026 г.</w:t>
+      </w:r>
+    </w:p>
+    <w:p>
+      <w:r>
+        <w:t>Окончание работ: 02.</w:t>
+      </w:r>
+      <w:commentRangeStart w:id="32"/>
+      <w:r>
+        <w:t>04.2026 г.</w:t>
+      </w:r>
+      <w:commentRangeEnd w:id="32"/>
+      <w:r>
+        <w:rPr>
+          <w:rStyle w:val="af8"/>
+        </w:rPr>
+        <w:commentReference w:id="32"/>
       </w:r>
     </w:p>
     <w:p>
@@ -14085,7 +13951,7 @@
         <w:ind w:firstLine="851"/>
         <w:jc w:val="both"/>
       </w:pPr>
-      <w:bookmarkStart w:id="31" w:name="_Toc227771501"/>
+      <w:bookmarkStart w:id="33" w:name="_Toc227771501"/>
       <w:r>
         <w:lastRenderedPageBreak/>
         <w:t xml:space="preserve">2 </w:t>
@@ -14093,7 +13959,7 @@
       <w:r>
         <w:t>Назначение и цели создания системы</w:t>
       </w:r>
-      <w:bookmarkEnd w:id="31"/>
+      <w:bookmarkEnd w:id="33"/>
     </w:p>
     <w:p>
       <w:pPr>
@@ -14164,8 +14030,8 @@
         <w:ind w:firstLine="851"/>
         <w:jc w:val="both"/>
       </w:pPr>
-      <w:bookmarkStart w:id="32" w:name="_Toc227764325"/>
-      <w:bookmarkStart w:id="33" w:name="_Toc227771502"/>
+      <w:bookmarkStart w:id="34" w:name="_Toc227764325"/>
+      <w:bookmarkStart w:id="35" w:name="_Toc227771502"/>
       <w:r>
         <w:lastRenderedPageBreak/>
         <w:t xml:space="preserve">3 </w:t>
@@ -14173,8 +14039,8 @@
       <w:r>
         <w:t>Характеристика объектов автоматизации</w:t>
       </w:r>
-      <w:bookmarkEnd w:id="32"/>
-      <w:bookmarkEnd w:id="33"/>
+      <w:bookmarkEnd w:id="34"/>
+      <w:bookmarkEnd w:id="35"/>
     </w:p>
     <w:p>
       <w:pPr>
@@ -14228,18 +14094,15 @@
         <w:ind w:firstLine="851"/>
         <w:jc w:val="both"/>
       </w:pPr>
-      <w:bookmarkStart w:id="34" w:name="_Toc227771503"/>
+      <w:bookmarkStart w:id="36" w:name="_Toc227771503"/>
       <w:r>
         <w:lastRenderedPageBreak/>
-        <w:t>4</w:t>
-      </w:r>
-      <w:r>
-        <w:t xml:space="preserve"> </w:t>
+        <w:t xml:space="preserve">4 </w:t>
       </w:r>
       <w:r>
         <w:t>Характеристика объектов автоматизации</w:t>
       </w:r>
-      <w:bookmarkEnd w:id="34"/>
+      <w:bookmarkEnd w:id="36"/>
     </w:p>
     <w:p>
       <w:pPr>
@@ -14661,7 +14524,6 @@
         <w:rPr>
           <w:b/>
           <w:bCs/>
-          <w:lang w:val="en-US"/>
         </w:rPr>
       </w:pPr>
       <w:r>
@@ -14922,7 +14784,6 @@
           <w:rFonts w:cs="Times New Roman"/>
           <w:color w:val="000000"/>
           <w:shd w:val="clear" w:color="auto" w:fill="FFFFFF"/>
-          <w:lang w:val="en-US"/>
         </w:rPr>
       </w:pPr>
       <w:r>
@@ -15592,7 +15453,6 @@
           <w:rFonts w:cs="Times New Roman"/>
           <w:color w:val="000000"/>
           <w:shd w:val="clear" w:color="auto" w:fill="FFFFFF"/>
-          <w:lang w:val="en-US"/>
         </w:rPr>
       </w:pPr>
       <w:r>
@@ -15602,7 +15462,15 @@
           <w:shd w:val="clear" w:color="auto" w:fill="FFFFFF"/>
           <w:lang w:val="en-US"/>
         </w:rPr>
-        <w:t xml:space="preserve">  &lt;/</w:t>
+        <w:t xml:space="preserve">  </w:t>
+      </w:r>
+      <w:r>
+        <w:rPr>
+          <w:rFonts w:cs="Times New Roman"/>
+          <w:color w:val="000000"/>
+          <w:shd w:val="clear" w:color="auto" w:fill="FFFFFF"/>
+        </w:rPr>
+        <w:t>&lt;/</w:t>
       </w:r>
       <w:proofErr w:type="spellStart"/>
       <w:r>
@@ -15620,7 +15488,6 @@
           <w:rFonts w:cs="Times New Roman"/>
           <w:color w:val="000000"/>
           <w:shd w:val="clear" w:color="auto" w:fill="FFFFFF"/>
-          <w:lang w:val="en-US"/>
         </w:rPr>
         <w:t>&gt;</w:t>
       </w:r>
@@ -15628,39 +15495,36 @@
     <w:p>
       <w:pPr>
         <w:ind w:firstLine="709"/>
+        <w:rPr>
+          <w:rFonts w:cs="Times New Roman"/>
+          <w:color w:val="000000"/>
+          <w:shd w:val="clear" w:color="auto" w:fill="FFFFFF"/>
+        </w:rPr>
+      </w:pPr>
+      <w:r>
+        <w:rPr>
+          <w:rFonts w:cs="Times New Roman"/>
+          <w:color w:val="000000"/>
+          <w:shd w:val="clear" w:color="auto" w:fill="FFFFFF"/>
+        </w:rPr>
+        <w:t>&lt;/</w:t>
+      </w:r>
+      <w:proofErr w:type="spellStart"/>
+      <w:r>
         <w:rPr>
           <w:rFonts w:cs="Times New Roman"/>
           <w:color w:val="000000"/>
           <w:shd w:val="clear" w:color="auto" w:fill="FFFFFF"/>
           <w:lang w:val="en-US"/>
         </w:rPr>
-      </w:pPr>
+        <w:t>ArrayOfExerciseWrapper</w:t>
+      </w:r>
+      <w:proofErr w:type="spellEnd"/>
       <w:r>
         <w:rPr>
           <w:rFonts w:cs="Times New Roman"/>
           <w:color w:val="000000"/>
           <w:shd w:val="clear" w:color="auto" w:fill="FFFFFF"/>
-          <w:lang w:val="en-US"/>
-        </w:rPr>
-        <w:t>&lt;/</w:t>
-      </w:r>
-      <w:proofErr w:type="spellStart"/>
-      <w:r>
-        <w:rPr>
-          <w:rFonts w:cs="Times New Roman"/>
-          <w:color w:val="000000"/>
-          <w:shd w:val="clear" w:color="auto" w:fill="FFFFFF"/>
-          <w:lang w:val="en-US"/>
-        </w:rPr>
-        <w:t>ArrayOfExerciseWrapper</w:t>
-      </w:r>
-      <w:proofErr w:type="spellEnd"/>
-      <w:r>
-        <w:rPr>
-          <w:rFonts w:cs="Times New Roman"/>
-          <w:color w:val="000000"/>
-          <w:shd w:val="clear" w:color="auto" w:fill="FFFFFF"/>
-          <w:lang w:val="en-US"/>
         </w:rPr>
         <w:t>&gt;</w:t>
       </w:r>
@@ -15761,7 +15625,6 @@
           <w:color w:val="000000"/>
           <w:szCs w:val="28"/>
           <w:shd w:val="clear" w:color="auto" w:fill="FFFFFF"/>
-          <w:lang w:val="en-US"/>
         </w:rPr>
       </w:pPr>
       <w:r>
@@ -15825,13 +15688,7 @@
             <w:rPr>
               <w:rFonts w:ascii="Cambria Math" w:hAnsi="Cambria Math" w:cs="Cambria Math"/>
             </w:rPr>
-            <m:t>⋅</m:t>
-          </m:r>
-          <m:r>
-            <w:rPr>
-              <w:rFonts w:ascii="Cambria Math" w:hAnsi="Cambria Math" w:cs="Cambria Math"/>
-            </w:rPr>
-            <m:t>2</m:t>
+            <m:t>⋅2</m:t>
           </m:r>
           <m:r>
             <w:rPr>
@@ -15867,17 +15724,19 @@
           <w:shd w:val="clear" w:color="auto" w:fill="FFFFFF"/>
         </w:rPr>
         <w:lastRenderedPageBreak/>
-        <w:t xml:space="preserve">где C </w:t>
-      </w:r>
-      <w:r>
+        <w:t>где C – количество затраченных калорий;</w:t>
+      </w:r>
+    </w:p>
+    <w:p>
+      <w:pPr>
+        <w:ind w:firstLine="709"/>
         <w:rPr>
           <w:rFonts w:cs="Times New Roman"/>
           <w:color w:val="000000"/>
           <w:szCs w:val="28"/>
           <w:shd w:val="clear" w:color="auto" w:fill="FFFFFF"/>
         </w:rPr>
-        <w:t>–</w:t>
-      </w:r>
+      </w:pPr>
       <w:r>
         <w:rPr>
           <w:rFonts w:cs="Times New Roman"/>
@@ -15885,27 +15744,7 @@
           <w:szCs w:val="28"/>
           <w:shd w:val="clear" w:color="auto" w:fill="FFFFFF"/>
         </w:rPr>
-        <w:t xml:space="preserve"> количество затраченных калорий;</w:t>
-      </w:r>
-    </w:p>
-    <w:p>
-      <w:pPr>
-        <w:ind w:firstLine="709"/>
-        <w:rPr>
-          <w:rFonts w:cs="Times New Roman"/>
-          <w:color w:val="000000"/>
-          <w:szCs w:val="28"/>
-          <w:shd w:val="clear" w:color="auto" w:fill="FFFFFF"/>
-        </w:rPr>
-      </w:pPr>
-      <w:r>
-        <w:rPr>
-          <w:rFonts w:cs="Times New Roman"/>
-          <w:color w:val="000000"/>
-          <w:szCs w:val="28"/>
-          <w:shd w:val="clear" w:color="auto" w:fill="FFFFFF"/>
-        </w:rPr>
-        <w:t xml:space="preserve"> D – дистанция бега, км (от 0,1 до 100); </w:t>
+        <w:t xml:space="preserve">D – дистанция бега, км (от 0,1 до 100); </w:t>
       </w:r>
     </w:p>
     <w:p>
@@ -15986,13 +15825,7 @@
             <w:rPr>
               <w:rFonts w:ascii="Cambria Math" w:hAnsi="Cambria Math" w:cs="Cambria Math"/>
             </w:rPr>
-            <m:t>⋅</m:t>
-          </m:r>
-          <m:r>
-            <w:rPr>
-              <w:rFonts w:ascii="Cambria Math" w:hAnsi="Cambria Math" w:cs="Cambria Math"/>
-            </w:rPr>
-            <m:t>K</m:t>
+            <m:t>⋅K</m:t>
           </m:r>
           <m:r>
             <w:rPr>
@@ -16008,53 +15841,29 @@
         <w:ind w:firstLine="709"/>
       </w:pPr>
       <w:r>
-        <w:t xml:space="preserve">где C </w:t>
+        <w:t>где C – количество затраченных калорий;</w:t>
+      </w:r>
+    </w:p>
+    <w:p>
+      <w:pPr>
+        <w:ind w:firstLine="709"/>
+      </w:pPr>
+      <w:r>
+        <w:t>D – дистанция плавания, м (от 1 до 10 000);</w:t>
+      </w:r>
+    </w:p>
+    <w:p>
+      <w:pPr>
+        <w:ind w:firstLine="709"/>
+      </w:pPr>
+      <w:r>
+        <w:t xml:space="preserve">K </w:t>
       </w:r>
       <w:r>
         <w:t>–</w:t>
       </w:r>
       <w:r>
-        <w:t xml:space="preserve"> количество затраченных калорий;</w:t>
-      </w:r>
-    </w:p>
-    <w:p>
-      <w:pPr>
-        <w:ind w:firstLine="709"/>
-      </w:pPr>
-      <w:r>
-        <w:t xml:space="preserve">D </w:t>
-      </w:r>
-      <w:r>
-        <w:t>–</w:t>
-      </w:r>
-      <w:r>
-        <w:t xml:space="preserve"> дистанция плавания, м (от 1 до 10 000);</w:t>
-      </w:r>
-    </w:p>
-    <w:p>
-      <w:pPr>
-        <w:ind w:firstLine="709"/>
-      </w:pPr>
-      <w:r>
-        <w:t xml:space="preserve">K </w:t>
-      </w:r>
-      <w:r>
-        <w:t>–</w:t>
-      </w:r>
-      <w:r>
-        <w:t xml:space="preserve"> коэффициент стиля плавания: вольный стиль </w:t>
-      </w:r>
-      <w:r>
-        <w:t xml:space="preserve">= </w:t>
-      </w:r>
-      <w:r>
-        <w:t xml:space="preserve">2,0; баттерфляй </w:t>
-      </w:r>
-      <w:r>
-        <w:t xml:space="preserve">= </w:t>
-      </w:r>
-      <w:r>
-        <w:t>3,0.</w:t>
+        <w:t xml:space="preserve"> коэффициент стиля плавания: вольный стиль = 2,0; баттерфляй = 3,0.</w:t>
       </w:r>
     </w:p>
     <w:p>
@@ -16129,25 +15938,7 @@
             <w:rPr>
               <w:rFonts w:ascii="Cambria Math" w:hAnsi="Cambria Math" w:cs="Cambria Math"/>
             </w:rPr>
-            <m:t>⋅</m:t>
-          </m:r>
-          <m:r>
-            <w:rPr>
-              <w:rFonts w:ascii="Cambria Math" w:hAnsi="Cambria Math" w:cs="Cambria Math"/>
-            </w:rPr>
-            <m:t>R</m:t>
-          </m:r>
-          <m:r>
-            <w:rPr>
-              <w:rFonts w:ascii="Cambria Math" w:hAnsi="Cambria Math" w:cs="Cambria Math"/>
-            </w:rPr>
-            <m:t>⋅</m:t>
-          </m:r>
-          <m:r>
-            <w:rPr>
-              <w:rFonts w:ascii="Cambria Math" w:hAnsi="Cambria Math" w:cs="Cambria Math"/>
-            </w:rPr>
-            <m:t>0</m:t>
+            <m:t>⋅R⋅0</m:t>
           </m:r>
           <m:r>
             <w:rPr>
@@ -16327,7 +16118,6 @@
           <w:color w:val="000000"/>
           <w:szCs w:val="28"/>
           <w:shd w:val="clear" w:color="auto" w:fill="FFFFFF"/>
-          <w:lang w:val="en-US"/>
         </w:rPr>
       </w:pPr>
       <w:r>
@@ -16448,7 +16238,6 @@
           <w:color w:val="000000"/>
           <w:szCs w:val="28"/>
           <w:shd w:val="clear" w:color="auto" w:fill="FFFFFF"/>
-          <w:lang w:val="en-US"/>
         </w:rPr>
       </w:pPr>
       <w:r>
@@ -16606,14 +16395,15 @@
         <w:ind w:firstLine="709"/>
         <w:rPr>
           <w:rFonts w:cs="Times New Roman"/>
-          <w:b/>
-          <w:bCs/>
           <w:color w:val="000000"/>
           <w:szCs w:val="28"/>
           <w:shd w:val="clear" w:color="auto" w:fill="FFFFFF"/>
         </w:rPr>
       </w:pPr>
-      <w:r>
+    </w:p>
+    <w:p>
+      <w:pPr>
+        <w:ind w:firstLine="709"/>
         <w:rPr>
           <w:rFonts w:cs="Times New Roman"/>
           <w:b/>
@@ -16622,18 +16412,6 @@
           <w:szCs w:val="28"/>
           <w:shd w:val="clear" w:color="auto" w:fill="FFFFFF"/>
         </w:rPr>
-        <w:t>4.4 Требования к пользовательскому интерфейсу</w:t>
-      </w:r>
-    </w:p>
-    <w:p>
-      <w:pPr>
-        <w:ind w:firstLine="709"/>
-        <w:rPr>
-          <w:rFonts w:cs="Times New Roman"/>
-          <w:color w:val="000000"/>
-          <w:szCs w:val="28"/>
-          <w:shd w:val="clear" w:color="auto" w:fill="FFFFFF"/>
-        </w:rPr>
       </w:pPr>
       <w:r>
         <w:rPr>
@@ -16645,6 +16423,28 @@
           <w:shd w:val="clear" w:color="auto" w:fill="FFFFFF"/>
         </w:rPr>
         <w:lastRenderedPageBreak/>
+        <w:t>4.4 Требования к пользовательскому интерфейсу</w:t>
+      </w:r>
+    </w:p>
+    <w:p>
+      <w:pPr>
+        <w:ind w:firstLine="709"/>
+        <w:rPr>
+          <w:rFonts w:cs="Times New Roman"/>
+          <w:color w:val="000000"/>
+          <w:szCs w:val="28"/>
+          <w:shd w:val="clear" w:color="auto" w:fill="FFFFFF"/>
+        </w:rPr>
+      </w:pPr>
+      <w:r>
+        <w:rPr>
+          <w:rFonts w:cs="Times New Roman"/>
+          <w:b/>
+          <w:bCs/>
+          <w:color w:val="000000"/>
+          <w:szCs w:val="28"/>
+          <w:shd w:val="clear" w:color="auto" w:fill="FFFFFF"/>
+        </w:rPr>
         <w:t>U01.</w:t>
       </w:r>
       <w:r>
@@ -17080,8 +16880,60 @@
 </w:document>
 </file>
 
+<file path=word/comments.xml><?xml version="1.0" encoding="utf-8"?>
+<w:comments xmlns:wpc="http://schemas.microsoft.com/office/word/2010/wordprocessingCanvas" xmlns:cx="http://schemas.microsoft.com/office/drawing/2014/chartex" xmlns:cx1="http://schemas.microsoft.com/office/drawing/2015/9/8/chartex" xmlns:cx2="http://schemas.microsoft.com/office/drawing/2015/10/21/chartex" xmlns:cx3="http://schemas.microsoft.com/office/drawing/2016/5/9/chartex" xmlns:cx4="http://schemas.microsoft.com/office/drawing/2016/5/10/chartex" xmlns:cx5="http://schemas.microsoft.com/office/drawing/2016/5/11/chartex" xmlns:cx6="http://schemas.microsoft.com/office/drawing/2016/5/12/chartex" xmlns:cx7="http://schemas.microsoft.com/office/drawing/2016/5/13/chartex" xmlns:cx8="http://schemas.microsoft.com/office/drawing/2016/5/14/chartex" xmlns:mc="http://schemas.openxmlformats.org/markup-compatibility/2006" xmlns:aink="http://schemas.microsoft.com/office/drawing/2016/ink" xmlns:am3d="http://schemas.microsoft.com/office/drawing/2017/model3d" xmlns:o="urn:schemas-microsoft-com:office:office" xmlns:r="http://schemas.openxmlformats.org/officeDocument/2006/relationships" xmlns:m="http://schemas.openxmlformats.org/officeDocument/2006/math" xmlns:v="urn:schemas-microsoft-com:vml" xmlns:wp14="http://schemas.microsoft.com/office/word/2010/wordprocessingDrawing" xmlns:wp="http://schemas.openxmlformats.org/drawingml/2006/wordprocessingDrawing" xmlns:w10="urn:schemas-microsoft-com:office:word" xmlns:w="http://schemas.openxmlformats.org/wordprocessingml/2006/main" xmlns:w14="http://schemas.microsoft.com/office/word/2010/wordml" xmlns:w15="http://schemas.microsoft.com/office/word/2012/wordml" xmlns:w16cex="http://schemas.microsoft.com/office/word/2018/wordml/cex" xmlns:w16cid="http://schemas.microsoft.com/office/word/2016/wordml/cid" xmlns:w16="http://schemas.microsoft.com/office/word/2018/wordml" xmlns:w16sdtdh="http://schemas.microsoft.com/office/word/2020/wordml/sdtdatahash" xmlns:w16se="http://schemas.microsoft.com/office/word/2015/wordml/symex" xmlns:wpg="http://schemas.microsoft.com/office/word/2010/wordprocessingGroup" xmlns:wpi="http://schemas.microsoft.com/office/word/2010/wordprocessingInk" xmlns:wne="http://schemas.microsoft.com/office/word/2006/wordml" xmlns:wps="http://schemas.microsoft.com/office/word/2010/wordprocessingShape" mc:Ignorable="w14 w15 w16se w16cid w16 w16cex w16sdtdh wp14">
+  <w:comment w:id="7" w:author="Aleksey A. Kalentev" w:date="2026-04-23T14:00:00Z" w:initials="AAK">
+    <w:p>
+      <w:pPr>
+        <w:pStyle w:val="af9"/>
+      </w:pPr>
+      <w:r>
+        <w:rPr>
+          <w:rStyle w:val="af8"/>
+        </w:rPr>
+        <w:annotationRef/>
+      </w:r>
+    </w:p>
+  </w:comment>
+  <w:comment w:id="32" w:author="Aleksey A. Kalentev" w:date="2026-04-23T14:02:00Z" w:initials="AAK">
+    <w:p>
+      <w:pPr>
+        <w:pStyle w:val="af9"/>
+      </w:pPr>
+      <w:r>
+        <w:rPr>
+          <w:rStyle w:val="af8"/>
+        </w:rPr>
+        <w:annotationRef/>
+      </w:r>
+    </w:p>
+  </w:comment>
+</w:comments>
+</file>
+
+<file path=word/commentsExtended.xml><?xml version="1.0" encoding="utf-8"?>
+<w15:commentsEx xmlns:wpc="http://schemas.microsoft.com/office/word/2010/wordprocessingCanvas" xmlns:cx="http://schemas.microsoft.com/office/drawing/2014/chartex" xmlns:cx1="http://schemas.microsoft.com/office/drawing/2015/9/8/chartex" xmlns:cx2="http://schemas.microsoft.com/office/drawing/2015/10/21/chartex" xmlns:cx3="http://schemas.microsoft.com/office/drawing/2016/5/9/chartex" xmlns:cx4="http://schemas.microsoft.com/office/drawing/2016/5/10/chartex" xmlns:cx5="http://schemas.microsoft.com/office/drawing/2016/5/11/chartex" xmlns:cx6="http://schemas.microsoft.com/office/drawing/2016/5/12/chartex" xmlns:cx7="http://schemas.microsoft.com/office/drawing/2016/5/13/chartex" xmlns:cx8="http://schemas.microsoft.com/office/drawing/2016/5/14/chartex" xmlns:mc="http://schemas.openxmlformats.org/markup-compatibility/2006" xmlns:aink="http://schemas.microsoft.com/office/drawing/2016/ink" xmlns:am3d="http://schemas.microsoft.com/office/drawing/2017/model3d" xmlns:o="urn:schemas-microsoft-com:office:office" xmlns:r="http://schemas.openxmlformats.org/officeDocument/2006/relationships" xmlns:m="http://schemas.openxmlformats.org/officeDocument/2006/math" xmlns:v="urn:schemas-microsoft-com:vml" xmlns:wp14="http://schemas.microsoft.com/office/word/2010/wordprocessingDrawing" xmlns:wp="http://schemas.openxmlformats.org/drawingml/2006/wordprocessingDrawing" xmlns:w10="urn:schemas-microsoft-com:office:word" xmlns:w="http://schemas.openxmlformats.org/wordprocessingml/2006/main" xmlns:w14="http://schemas.microsoft.com/office/word/2010/wordml" xmlns:w15="http://schemas.microsoft.com/office/word/2012/wordml" xmlns:w16cex="http://schemas.microsoft.com/office/word/2018/wordml/cex" xmlns:w16cid="http://schemas.microsoft.com/office/word/2016/wordml/cid" xmlns:w16="http://schemas.microsoft.com/office/word/2018/wordml" xmlns:w16sdtdh="http://schemas.microsoft.com/office/word/2020/wordml/sdtdatahash" xmlns:w16se="http://schemas.microsoft.com/office/word/2015/wordml/symex" xmlns:wpg="http://schemas.microsoft.com/office/word/2010/wordprocessingGroup" xmlns:wpi="http://schemas.microsoft.com/office/word/2010/wordprocessingInk" xmlns:wne="http://schemas.microsoft.com/office/word/2006/wordml" xmlns:wps="http://schemas.microsoft.com/office/word/2010/wordprocessingShape" mc:Ignorable="w14 w15 w16se w16cid w16 w16cex w16sdtdh wp14">
+  <w15:commentEx w15:paraId="1AF75B8D" w15:done="0"/>
+  <w15:commentEx w15:paraId="2CD60A1D" w15:done="0"/>
+</w15:commentsEx>
+</file>
+
+<file path=word/commentsExtensible.xml><?xml version="1.0" encoding="utf-8"?>
+<w16cex:commentsExtensible xmlns:wpc="http://schemas.microsoft.com/office/word/2010/wordprocessingCanvas" xmlns:cx="http://schemas.microsoft.com/office/drawing/2014/chartex" xmlns:cx1="http://schemas.microsoft.com/office/drawing/2015/9/8/chartex" xmlns:cx2="http://schemas.microsoft.com/office/drawing/2015/10/21/chartex" xmlns:cx3="http://schemas.microsoft.com/office/drawing/2016/5/9/chartex" xmlns:cx4="http://schemas.microsoft.com/office/drawing/2016/5/10/chartex" xmlns:cx5="http://schemas.microsoft.com/office/drawing/2016/5/11/chartex" xmlns:cx6="http://schemas.microsoft.com/office/drawing/2016/5/12/chartex" xmlns:cx7="http://schemas.microsoft.com/office/drawing/2016/5/13/chartex" xmlns:cx8="http://schemas.microsoft.com/office/drawing/2016/5/14/chartex" xmlns:mc="http://schemas.openxmlformats.org/markup-compatibility/2006" xmlns:aink="http://schemas.microsoft.com/office/drawing/2016/ink" xmlns:am3d="http://schemas.microsoft.com/office/drawing/2017/model3d" xmlns:o="urn:schemas-microsoft-com:office:office" xmlns:r="http://schemas.openxmlformats.org/officeDocument/2006/relationships" xmlns:m="http://schemas.openxmlformats.org/officeDocument/2006/math" xmlns:v="urn:schemas-microsoft-com:vml" xmlns:wp14="http://schemas.microsoft.com/office/word/2010/wordprocessingDrawing" xmlns:wp="http://schemas.openxmlformats.org/drawingml/2006/wordprocessingDrawing" xmlns:w10="urn:schemas-microsoft-com:office:word" xmlns:w="http://schemas.openxmlformats.org/wordprocessingml/2006/main" xmlns:w14="http://schemas.microsoft.com/office/word/2010/wordml" xmlns:w15="http://schemas.microsoft.com/office/word/2012/wordml" xmlns:w16cex="http://schemas.microsoft.com/office/word/2018/wordml/cex" xmlns:w16cid="http://schemas.microsoft.com/office/word/2016/wordml/cid" xmlns:w16="http://schemas.microsoft.com/office/word/2018/wordml" xmlns:w16sdtdh="http://schemas.microsoft.com/office/word/2020/wordml/sdtdatahash" xmlns:w16se="http://schemas.microsoft.com/office/word/2015/wordml/symex" xmlns:wpg="http://schemas.microsoft.com/office/word/2010/wordprocessingGroup" xmlns:wpi="http://schemas.microsoft.com/office/word/2010/wordprocessingInk" xmlns:wne="http://schemas.microsoft.com/office/word/2006/wordml" xmlns:wps="http://schemas.microsoft.com/office/word/2010/wordprocessingShape" mc:Ignorable="w14 w15 w16se w16cid w16 w16cex w16sdtdh wp14">
+  <w16cex:commentExtensible w16cex:durableId="2D94A46D" w16cex:dateUtc="2026-04-23T07:00:00Z"/>
+  <w16cex:commentExtensible w16cex:durableId="2D94A4F1" w16cex:dateUtc="2026-04-23T07:02:00Z"/>
+</w16cex:commentsExtensible>
+</file>
+
+<file path=word/commentsIds.xml><?xml version="1.0" encoding="utf-8"?>
+<w16cid:commentsIds xmlns:wpc="http://schemas.microsoft.com/office/word/2010/wordprocessingCanvas" xmlns:cx="http://schemas.microsoft.com/office/drawing/2014/chartex" xmlns:cx1="http://schemas.microsoft.com/office/drawing/2015/9/8/chartex" xmlns:cx2="http://schemas.microsoft.com/office/drawing/2015/10/21/chartex" xmlns:cx3="http://schemas.microsoft.com/office/drawing/2016/5/9/chartex" xmlns:cx4="http://schemas.microsoft.com/office/drawing/2016/5/10/chartex" xmlns:cx5="http://schemas.microsoft.com/office/drawing/2016/5/11/chartex" xmlns:cx6="http://schemas.microsoft.com/office/drawing/2016/5/12/chartex" xmlns:cx7="http://schemas.microsoft.com/office/drawing/2016/5/13/chartex" xmlns:cx8="http://schemas.microsoft.com/office/drawing/2016/5/14/chartex" xmlns:mc="http://schemas.openxmlformats.org/markup-compatibility/2006" xmlns:aink="http://schemas.microsoft.com/office/drawing/2016/ink" xmlns:am3d="http://schemas.microsoft.com/office/drawing/2017/model3d" xmlns:o="urn:schemas-microsoft-com:office:office" xmlns:r="http://schemas.openxmlformats.org/officeDocument/2006/relationships" xmlns:m="http://schemas.openxmlformats.org/officeDocument/2006/math" xmlns:v="urn:schemas-microsoft-com:vml" xmlns:wp14="http://schemas.microsoft.com/office/word/2010/wordprocessingDrawing" xmlns:wp="http://schemas.openxmlformats.org/drawingml/2006/wordprocessingDrawing" xmlns:w10="urn:schemas-microsoft-com:office:word" xmlns:w="http://schemas.openxmlformats.org/wordprocessingml/2006/main" xmlns:w14="http://schemas.microsoft.com/office/word/2010/wordml" xmlns:w15="http://schemas.microsoft.com/office/word/2012/wordml" xmlns:w16cex="http://schemas.microsoft.com/office/word/2018/wordml/cex" xmlns:w16cid="http://schemas.microsoft.com/office/word/2016/wordml/cid" xmlns:w16="http://schemas.microsoft.com/office/word/2018/wordml" xmlns:w16sdtdh="http://schemas.microsoft.com/office/word/2020/wordml/sdtdatahash" xmlns:w16se="http://schemas.microsoft.com/office/word/2015/wordml/symex" xmlns:wpg="http://schemas.microsoft.com/office/word/2010/wordprocessingGroup" xmlns:wpi="http://schemas.microsoft.com/office/word/2010/wordprocessingInk" xmlns:wne="http://schemas.microsoft.com/office/word/2006/wordml" xmlns:wps="http://schemas.microsoft.com/office/word/2010/wordprocessingShape" mc:Ignorable="w14 w15 w16se w16cid w16 w16cex w16sdtdh wp14">
+  <w16cid:commentId w16cid:paraId="1AF75B8D" w16cid:durableId="2D94A46D"/>
+  <w16cid:commentId w16cid:paraId="2CD60A1D" w16cid:durableId="2D94A4F1"/>
+</w16cid:commentsIds>
+</file>
+
 <file path=word/endnotes.xml><?xml version="1.0" encoding="utf-8"?>
-<w:endnotes xmlns:wpc="http://schemas.microsoft.com/office/word/2010/wordprocessingCanvas" xmlns:cx="http://schemas.microsoft.com/office/drawing/2014/chartex" xmlns:cx1="http://schemas.microsoft.com/office/drawing/2015/9/8/chartex" xmlns:cx2="http://schemas.microsoft.com/office/drawing/2015/10/21/chartex" xmlns:cx3="http://schemas.microsoft.com/office/drawing/2016/5/9/chartex" xmlns:cx4="http://schemas.microsoft.com/office/drawing/2016/5/10/chartex" xmlns:cx5="http://schemas.microsoft.com/office/drawing/2016/5/11/chartex" xmlns:cx6="http://schemas.microsoft.com/office/drawing/2016/5/12/chartex" xmlns:cx7="http://schemas.microsoft.com/office/drawing/2016/5/13/chartex" xmlns:cx8="http://schemas.microsoft.com/office/drawing/2016/5/14/chartex" xmlns:mc="http://schemas.openxmlformats.org/markup-compatibility/2006" xmlns:aink="http://schemas.microsoft.com/office/drawing/2016/ink" xmlns:am3d="http://schemas.microsoft.com/office/drawing/2017/model3d" xmlns:o="urn:schemas-microsoft-com:office:office" xmlns:oel="http://schemas.microsoft.com/office/2019/extlst" xmlns:r="http://schemas.openxmlformats.org/officeDocument/2006/relationships" xmlns:m="http://schemas.openxmlformats.org/officeDocument/2006/math" xmlns:v="urn:schemas-microsoft-com:vml" xmlns:wp14="http://schemas.microsoft.com/office/word/2010/wordprocessingDrawing" xmlns:wp="http://schemas.openxmlformats.org/drawingml/2006/wordprocessingDrawing" xmlns:w10="urn:schemas-microsoft-com:office:word" xmlns:w="http://schemas.openxmlformats.org/wordprocessingml/2006/main" xmlns:w14="http://schemas.microsoft.com/office/word/2010/wordml" xmlns:w15="http://schemas.microsoft.com/office/word/2012/wordml" xmlns:w16cex="http://schemas.microsoft.com/office/word/2018/wordml/cex" xmlns:w16cid="http://schemas.microsoft.com/office/word/2016/wordml/cid" xmlns:w16="http://schemas.microsoft.com/office/word/2018/wordml" xmlns:w16du="http://schemas.microsoft.com/office/word/2023/wordml/word16du" xmlns:w16sdtdh="http://schemas.microsoft.com/office/word/2020/wordml/sdtdatahash" xmlns:w16se="http://schemas.microsoft.com/office/word/2015/wordml/symex" xmlns:wpg="http://schemas.microsoft.com/office/word/2010/wordprocessingGroup" xmlns:wpi="http://schemas.microsoft.com/office/word/2010/wordprocessingInk" xmlns:wne="http://schemas.microsoft.com/office/word/2006/wordml" xmlns:wps="http://schemas.microsoft.com/office/word/2010/wordprocessingShape" mc:Ignorable="w14 w15 w16se w16cid w16 w16cex w16sdtdh w16du wp14">
+<w:endnotes xmlns:wpc="http://schemas.microsoft.com/office/word/2010/wordprocessingCanvas" xmlns:cx="http://schemas.microsoft.com/office/drawing/2014/chartex" xmlns:cx1="http://schemas.microsoft.com/office/drawing/2015/9/8/chartex" xmlns:cx2="http://schemas.microsoft.com/office/drawing/2015/10/21/chartex" xmlns:cx3="http://schemas.microsoft.com/office/drawing/2016/5/9/chartex" xmlns:cx4="http://schemas.microsoft.com/office/drawing/2016/5/10/chartex" xmlns:cx5="http://schemas.microsoft.com/office/drawing/2016/5/11/chartex" xmlns:cx6="http://schemas.microsoft.com/office/drawing/2016/5/12/chartex" xmlns:cx7="http://schemas.microsoft.com/office/drawing/2016/5/13/chartex" xmlns:cx8="http://schemas.microsoft.com/office/drawing/2016/5/14/chartex" xmlns:mc="http://schemas.openxmlformats.org/markup-compatibility/2006" xmlns:aink="http://schemas.microsoft.com/office/drawing/2016/ink" xmlns:am3d="http://schemas.microsoft.com/office/drawing/2017/model3d" xmlns:o="urn:schemas-microsoft-com:office:office" xmlns:r="http://schemas.openxmlformats.org/officeDocument/2006/relationships" xmlns:m="http://schemas.openxmlformats.org/officeDocument/2006/math" xmlns:v="urn:schemas-microsoft-com:vml" xmlns:wp14="http://schemas.microsoft.com/office/word/2010/wordprocessingDrawing" xmlns:wp="http://schemas.openxmlformats.org/drawingml/2006/wordprocessingDrawing" xmlns:w10="urn:schemas-microsoft-com:office:word" xmlns:w="http://schemas.openxmlformats.org/wordprocessingml/2006/main" xmlns:w14="http://schemas.microsoft.com/office/word/2010/wordml" xmlns:w15="http://schemas.microsoft.com/office/word/2012/wordml" xmlns:w16cex="http://schemas.microsoft.com/office/word/2018/wordml/cex" xmlns:w16cid="http://schemas.microsoft.com/office/word/2016/wordml/cid" xmlns:w16="http://schemas.microsoft.com/office/word/2018/wordml" xmlns:w16sdtdh="http://schemas.microsoft.com/office/word/2020/wordml/sdtdatahash" xmlns:w16se="http://schemas.microsoft.com/office/word/2015/wordml/symex" xmlns:wpg="http://schemas.microsoft.com/office/word/2010/wordprocessingGroup" xmlns:wpi="http://schemas.microsoft.com/office/word/2010/wordprocessingInk" xmlns:wne="http://schemas.microsoft.com/office/word/2006/wordml" xmlns:wps="http://schemas.microsoft.com/office/word/2010/wordprocessingShape" mc:Ignorable="w14 w15 w16se w16cid w16 w16cex w16sdtdh wp14">
   <w:endnote w:type="separator" w:id="-1">
     <w:p>
       <w:pPr>
@@ -17106,7 +16958,7 @@
 </file>
 
 <file path=word/footer1.xml><?xml version="1.0" encoding="utf-8"?>
-<w:ftr xmlns:wpc="http://schemas.microsoft.com/office/word/2010/wordprocessingCanvas" xmlns:cx="http://schemas.microsoft.com/office/drawing/2014/chartex" xmlns:cx1="http://schemas.microsoft.com/office/drawing/2015/9/8/chartex" xmlns:cx2="http://schemas.microsoft.com/office/drawing/2015/10/21/chartex" xmlns:cx3="http://schemas.microsoft.com/office/drawing/2016/5/9/chartex" xmlns:cx4="http://schemas.microsoft.com/office/drawing/2016/5/10/chartex" xmlns:cx5="http://schemas.microsoft.com/office/drawing/2016/5/11/chartex" xmlns:cx6="http://schemas.microsoft.com/office/drawing/2016/5/12/chartex" xmlns:cx7="http://schemas.microsoft.com/office/drawing/2016/5/13/chartex" xmlns:cx8="http://schemas.microsoft.com/office/drawing/2016/5/14/chartex" xmlns:mc="http://schemas.openxmlformats.org/markup-compatibility/2006" xmlns:aink="http://schemas.microsoft.com/office/drawing/2016/ink" xmlns:am3d="http://schemas.microsoft.com/office/drawing/2017/model3d" xmlns:o="urn:schemas-microsoft-com:office:office" xmlns:oel="http://schemas.microsoft.com/office/2019/extlst" xmlns:r="http://schemas.openxmlformats.org/officeDocument/2006/relationships" xmlns:m="http://schemas.openxmlformats.org/officeDocument/2006/math" xmlns:v="urn:schemas-microsoft-com:vml" xmlns:wp14="http://schemas.microsoft.com/office/word/2010/wordprocessingDrawing" xmlns:wp="http://schemas.openxmlformats.org/drawingml/2006/wordprocessingDrawing" xmlns:w10="urn:schemas-microsoft-com:office:word" xmlns:w="http://schemas.openxmlformats.org/wordprocessingml/2006/main" xmlns:w14="http://schemas.microsoft.com/office/word/2010/wordml" xmlns:w15="http://schemas.microsoft.com/office/word/2012/wordml" xmlns:w16cex="http://schemas.microsoft.com/office/word/2018/wordml/cex" xmlns:w16cid="http://schemas.microsoft.com/office/word/2016/wordml/cid" xmlns:w16="http://schemas.microsoft.com/office/word/2018/wordml" xmlns:w16du="http://schemas.microsoft.com/office/word/2023/wordml/word16du" xmlns:w16sdtdh="http://schemas.microsoft.com/office/word/2020/wordml/sdtdatahash" xmlns:w16se="http://schemas.microsoft.com/office/word/2015/wordml/symex" xmlns:wpg="http://schemas.microsoft.com/office/word/2010/wordprocessingGroup" xmlns:wpi="http://schemas.microsoft.com/office/word/2010/wordprocessingInk" xmlns:wne="http://schemas.microsoft.com/office/word/2006/wordml" xmlns:wps="http://schemas.microsoft.com/office/word/2010/wordprocessingShape" mc:Ignorable="w14 w15 w16se w16cid w16 w16cex w16sdtdh w16du wp14">
+<w:ftr xmlns:wpc="http://schemas.microsoft.com/office/word/2010/wordprocessingCanvas" xmlns:cx="http://schemas.microsoft.com/office/drawing/2014/chartex" xmlns:cx1="http://schemas.microsoft.com/office/drawing/2015/9/8/chartex" xmlns:cx2="http://schemas.microsoft.com/office/drawing/2015/10/21/chartex" xmlns:cx3="http://schemas.microsoft.com/office/drawing/2016/5/9/chartex" xmlns:cx4="http://schemas.microsoft.com/office/drawing/2016/5/10/chartex" xmlns:cx5="http://schemas.microsoft.com/office/drawing/2016/5/11/chartex" xmlns:cx6="http://schemas.microsoft.com/office/drawing/2016/5/12/chartex" xmlns:cx7="http://schemas.microsoft.com/office/drawing/2016/5/13/chartex" xmlns:cx8="http://schemas.microsoft.com/office/drawing/2016/5/14/chartex" xmlns:mc="http://schemas.openxmlformats.org/markup-compatibility/2006" xmlns:aink="http://schemas.microsoft.com/office/drawing/2016/ink" xmlns:am3d="http://schemas.microsoft.com/office/drawing/2017/model3d" xmlns:o="urn:schemas-microsoft-com:office:office" xmlns:r="http://schemas.openxmlformats.org/officeDocument/2006/relationships" xmlns:m="http://schemas.openxmlformats.org/officeDocument/2006/math" xmlns:v="urn:schemas-microsoft-com:vml" xmlns:wp14="http://schemas.microsoft.com/office/word/2010/wordprocessingDrawing" xmlns:wp="http://schemas.openxmlformats.org/drawingml/2006/wordprocessingDrawing" xmlns:w10="urn:schemas-microsoft-com:office:word" xmlns:w="http://schemas.openxmlformats.org/wordprocessingml/2006/main" xmlns:w14="http://schemas.microsoft.com/office/word/2010/wordml" xmlns:w15="http://schemas.microsoft.com/office/word/2012/wordml" xmlns:w16cex="http://schemas.microsoft.com/office/word/2018/wordml/cex" xmlns:w16cid="http://schemas.microsoft.com/office/word/2016/wordml/cid" xmlns:w16="http://schemas.microsoft.com/office/word/2018/wordml" xmlns:w16sdtdh="http://schemas.microsoft.com/office/word/2020/wordml/sdtdatahash" xmlns:w16se="http://schemas.microsoft.com/office/word/2015/wordml/symex" xmlns:wpg="http://schemas.microsoft.com/office/word/2010/wordprocessingGroup" xmlns:wpi="http://schemas.microsoft.com/office/word/2010/wordprocessingInk" xmlns:wne="http://schemas.microsoft.com/office/word/2006/wordml" xmlns:wps="http://schemas.microsoft.com/office/word/2010/wordprocessingShape" mc:Ignorable="w14 w15 w16se w16cid w16 w16cex w16sdtdh wp14">
   <w:sdt>
     <w:sdtPr>
       <w:id w:val="40112865"/>
@@ -17115,6 +16967,7 @@
         <w:docPartUnique/>
       </w:docPartObj>
     </w:sdtPr>
+    <w:sdtEndPr/>
     <w:sdtContent>
       <w:p>
         <w:pPr>
@@ -17148,7 +17001,7 @@
 </file>
 
 <file path=word/footer2.xml><?xml version="1.0" encoding="utf-8"?>
-<w:ftr xmlns:wpc="http://schemas.microsoft.com/office/word/2010/wordprocessingCanvas" xmlns:cx="http://schemas.microsoft.com/office/drawing/2014/chartex" xmlns:cx1="http://schemas.microsoft.com/office/drawing/2015/9/8/chartex" xmlns:cx2="http://schemas.microsoft.com/office/drawing/2015/10/21/chartex" xmlns:cx3="http://schemas.microsoft.com/office/drawing/2016/5/9/chartex" xmlns:cx4="http://schemas.microsoft.com/office/drawing/2016/5/10/chartex" xmlns:cx5="http://schemas.microsoft.com/office/drawing/2016/5/11/chartex" xmlns:cx6="http://schemas.microsoft.com/office/drawing/2016/5/12/chartex" xmlns:cx7="http://schemas.microsoft.com/office/drawing/2016/5/13/chartex" xmlns:cx8="http://schemas.microsoft.com/office/drawing/2016/5/14/chartex" xmlns:mc="http://schemas.openxmlformats.org/markup-compatibility/2006" xmlns:aink="http://schemas.microsoft.com/office/drawing/2016/ink" xmlns:am3d="http://schemas.microsoft.com/office/drawing/2017/model3d" xmlns:o="urn:schemas-microsoft-com:office:office" xmlns:oel="http://schemas.microsoft.com/office/2019/extlst" xmlns:r="http://schemas.openxmlformats.org/officeDocument/2006/relationships" xmlns:m="http://schemas.openxmlformats.org/officeDocument/2006/math" xmlns:v="urn:schemas-microsoft-com:vml" xmlns:wp14="http://schemas.microsoft.com/office/word/2010/wordprocessingDrawing" xmlns:wp="http://schemas.openxmlformats.org/drawingml/2006/wordprocessingDrawing" xmlns:w10="urn:schemas-microsoft-com:office:word" xmlns:w="http://schemas.openxmlformats.org/wordprocessingml/2006/main" xmlns:w14="http://schemas.microsoft.com/office/word/2010/wordml" xmlns:w15="http://schemas.microsoft.com/office/word/2012/wordml" xmlns:w16cex="http://schemas.microsoft.com/office/word/2018/wordml/cex" xmlns:w16cid="http://schemas.microsoft.com/office/word/2016/wordml/cid" xmlns:w16="http://schemas.microsoft.com/office/word/2018/wordml" xmlns:w16du="http://schemas.microsoft.com/office/word/2023/wordml/word16du" xmlns:w16sdtdh="http://schemas.microsoft.com/office/word/2020/wordml/sdtdatahash" xmlns:w16se="http://schemas.microsoft.com/office/word/2015/wordml/symex" xmlns:wpg="http://schemas.microsoft.com/office/word/2010/wordprocessingGroup" xmlns:wpi="http://schemas.microsoft.com/office/word/2010/wordprocessingInk" xmlns:wne="http://schemas.microsoft.com/office/word/2006/wordml" xmlns:wps="http://schemas.microsoft.com/office/word/2010/wordprocessingShape" mc:Ignorable="w14 w15 w16se w16cid w16 w16cex w16sdtdh w16du wp14">
+<w:ftr xmlns:wpc="http://schemas.microsoft.com/office/word/2010/wordprocessingCanvas" xmlns:cx="http://schemas.microsoft.com/office/drawing/2014/chartex" xmlns:cx1="http://schemas.microsoft.com/office/drawing/2015/9/8/chartex" xmlns:cx2="http://schemas.microsoft.com/office/drawing/2015/10/21/chartex" xmlns:cx3="http://schemas.microsoft.com/office/drawing/2016/5/9/chartex" xmlns:cx4="http://schemas.microsoft.com/office/drawing/2016/5/10/chartex" xmlns:cx5="http://schemas.microsoft.com/office/drawing/2016/5/11/chartex" xmlns:cx6="http://schemas.microsoft.com/office/drawing/2016/5/12/chartex" xmlns:cx7="http://schemas.microsoft.com/office/drawing/2016/5/13/chartex" xmlns:cx8="http://schemas.microsoft.com/office/drawing/2016/5/14/chartex" xmlns:mc="http://schemas.openxmlformats.org/markup-compatibility/2006" xmlns:aink="http://schemas.microsoft.com/office/drawing/2016/ink" xmlns:am3d="http://schemas.microsoft.com/office/drawing/2017/model3d" xmlns:o="urn:schemas-microsoft-com:office:office" xmlns:r="http://schemas.openxmlformats.org/officeDocument/2006/relationships" xmlns:m="http://schemas.openxmlformats.org/officeDocument/2006/math" xmlns:v="urn:schemas-microsoft-com:vml" xmlns:wp14="http://schemas.microsoft.com/office/word/2010/wordprocessingDrawing" xmlns:wp="http://schemas.openxmlformats.org/drawingml/2006/wordprocessingDrawing" xmlns:w10="urn:schemas-microsoft-com:office:word" xmlns:w="http://schemas.openxmlformats.org/wordprocessingml/2006/main" xmlns:w14="http://schemas.microsoft.com/office/word/2010/wordml" xmlns:w15="http://schemas.microsoft.com/office/word/2012/wordml" xmlns:w16cex="http://schemas.microsoft.com/office/word/2018/wordml/cex" xmlns:w16cid="http://schemas.microsoft.com/office/word/2016/wordml/cid" xmlns:w16="http://schemas.microsoft.com/office/word/2018/wordml" xmlns:w16sdtdh="http://schemas.microsoft.com/office/word/2020/wordml/sdtdatahash" xmlns:w16se="http://schemas.microsoft.com/office/word/2015/wordml/symex" xmlns:wpg="http://schemas.microsoft.com/office/word/2010/wordprocessingGroup" xmlns:wpi="http://schemas.microsoft.com/office/word/2010/wordprocessingInk" xmlns:wne="http://schemas.microsoft.com/office/word/2006/wordml" xmlns:wps="http://schemas.microsoft.com/office/word/2010/wordprocessingShape" mc:Ignorable="w14 w15 w16se w16cid w16 w16cex w16sdtdh wp14">
   <w:p>
     <w:pPr>
       <w:pStyle w:val="af1"/>
@@ -17160,7 +17013,7 @@
 </file>
 
 <file path=word/footnotes.xml><?xml version="1.0" encoding="utf-8"?>
-<w:footnotes xmlns:wpc="http://schemas.microsoft.com/office/word/2010/wordprocessingCanvas" xmlns:cx="http://schemas.microsoft.com/office/drawing/2014/chartex" xmlns:cx1="http://schemas.microsoft.com/office/drawing/2015/9/8/chartex" xmlns:cx2="http://schemas.microsoft.com/office/drawing/2015/10/21/chartex" xmlns:cx3="http://schemas.microsoft.com/office/drawing/2016/5/9/chartex" xmlns:cx4="http://schemas.microsoft.com/office/drawing/2016/5/10/chartex" xmlns:cx5="http://schemas.microsoft.com/office/drawing/2016/5/11/chartex" xmlns:cx6="http://schemas.microsoft.com/office/drawing/2016/5/12/chartex" xmlns:cx7="http://schemas.microsoft.com/office/drawing/2016/5/13/chartex" xmlns:cx8="http://schemas.microsoft.com/office/drawing/2016/5/14/chartex" xmlns:mc="http://schemas.openxmlformats.org/markup-compatibility/2006" xmlns:aink="http://schemas.microsoft.com/office/drawing/2016/ink" xmlns:am3d="http://schemas.microsoft.com/office/drawing/2017/model3d" xmlns:o="urn:schemas-microsoft-com:office:office" xmlns:oel="http://schemas.microsoft.com/office/2019/extlst" xmlns:r="http://schemas.openxmlformats.org/officeDocument/2006/relationships" xmlns:m="http://schemas.openxmlformats.org/officeDocument/2006/math" xmlns:v="urn:schemas-microsoft-com:vml" xmlns:wp14="http://schemas.microsoft.com/office/word/2010/wordprocessingDrawing" xmlns:wp="http://schemas.openxmlformats.org/drawingml/2006/wordprocessingDrawing" xmlns:w10="urn:schemas-microsoft-com:office:word" xmlns:w="http://schemas.openxmlformats.org/wordprocessingml/2006/main" xmlns:w14="http://schemas.microsoft.com/office/word/2010/wordml" xmlns:w15="http://schemas.microsoft.com/office/word/2012/wordml" xmlns:w16cex="http://schemas.microsoft.com/office/word/2018/wordml/cex" xmlns:w16cid="http://schemas.microsoft.com/office/word/2016/wordml/cid" xmlns:w16="http://schemas.microsoft.com/office/word/2018/wordml" xmlns:w16du="http://schemas.microsoft.com/office/word/2023/wordml/word16du" xmlns:w16sdtdh="http://schemas.microsoft.com/office/word/2020/wordml/sdtdatahash" xmlns:w16se="http://schemas.microsoft.com/office/word/2015/wordml/symex" xmlns:wpg="http://schemas.microsoft.com/office/word/2010/wordprocessingGroup" xmlns:wpi="http://schemas.microsoft.com/office/word/2010/wordprocessingInk" xmlns:wne="http://schemas.microsoft.com/office/word/2006/wordml" xmlns:wps="http://schemas.microsoft.com/office/word/2010/wordprocessingShape" mc:Ignorable="w14 w15 w16se w16cid w16 w16cex w16sdtdh w16du wp14">
+<w:footnotes xmlns:wpc="http://schemas.microsoft.com/office/word/2010/wordprocessingCanvas" xmlns:cx="http://schemas.microsoft.com/office/drawing/2014/chartex" xmlns:cx1="http://schemas.microsoft.com/office/drawing/2015/9/8/chartex" xmlns:cx2="http://schemas.microsoft.com/office/drawing/2015/10/21/chartex" xmlns:cx3="http://schemas.microsoft.com/office/drawing/2016/5/9/chartex" xmlns:cx4="http://schemas.microsoft.com/office/drawing/2016/5/10/chartex" xmlns:cx5="http://schemas.microsoft.com/office/drawing/2016/5/11/chartex" xmlns:cx6="http://schemas.microsoft.com/office/drawing/2016/5/12/chartex" xmlns:cx7="http://schemas.microsoft.com/office/drawing/2016/5/13/chartex" xmlns:cx8="http://schemas.microsoft.com/office/drawing/2016/5/14/chartex" xmlns:mc="http://schemas.openxmlformats.org/markup-compatibility/2006" xmlns:aink="http://schemas.microsoft.com/office/drawing/2016/ink" xmlns:am3d="http://schemas.microsoft.com/office/drawing/2017/model3d" xmlns:o="urn:schemas-microsoft-com:office:office" xmlns:r="http://schemas.openxmlformats.org/officeDocument/2006/relationships" xmlns:m="http://schemas.openxmlformats.org/officeDocument/2006/math" xmlns:v="urn:schemas-microsoft-com:vml" xmlns:wp14="http://schemas.microsoft.com/office/word/2010/wordprocessingDrawing" xmlns:wp="http://schemas.openxmlformats.org/drawingml/2006/wordprocessingDrawing" xmlns:w10="urn:schemas-microsoft-com:office:word" xmlns:w="http://schemas.openxmlformats.org/wordprocessingml/2006/main" xmlns:w14="http://schemas.microsoft.com/office/word/2010/wordml" xmlns:w15="http://schemas.microsoft.com/office/word/2012/wordml" xmlns:w16cex="http://schemas.microsoft.com/office/word/2018/wordml/cex" xmlns:w16cid="http://schemas.microsoft.com/office/word/2016/wordml/cid" xmlns:w16="http://schemas.microsoft.com/office/word/2018/wordml" xmlns:w16sdtdh="http://schemas.microsoft.com/office/word/2020/wordml/sdtdatahash" xmlns:w16se="http://schemas.microsoft.com/office/word/2015/wordml/symex" xmlns:wpg="http://schemas.microsoft.com/office/word/2010/wordprocessingGroup" xmlns:wpi="http://schemas.microsoft.com/office/word/2010/wordprocessingInk" xmlns:wne="http://schemas.microsoft.com/office/word/2006/wordml" xmlns:wps="http://schemas.microsoft.com/office/word/2010/wordprocessingShape" mc:Ignorable="w14 w15 w16se w16cid w16 w16cex w16sdtdh wp14">
   <w:footnote w:type="separator" w:id="-1">
     <w:p>
       <w:pPr>
@@ -17185,7 +17038,7 @@
 </file>
 
 <file path=word/numbering.xml><?xml version="1.0" encoding="utf-8"?>
-<w:numbering xmlns:wpc="http://schemas.microsoft.com/office/word/2010/wordprocessingCanvas" xmlns:cx="http://schemas.microsoft.com/office/drawing/2014/chartex" xmlns:cx1="http://schemas.microsoft.com/office/drawing/2015/9/8/chartex" xmlns:cx2="http://schemas.microsoft.com/office/drawing/2015/10/21/chartex" xmlns:cx3="http://schemas.microsoft.com/office/drawing/2016/5/9/chartex" xmlns:cx4="http://schemas.microsoft.com/office/drawing/2016/5/10/chartex" xmlns:cx5="http://schemas.microsoft.com/office/drawing/2016/5/11/chartex" xmlns:cx6="http://schemas.microsoft.com/office/drawing/2016/5/12/chartex" xmlns:cx7="http://schemas.microsoft.com/office/drawing/2016/5/13/chartex" xmlns:cx8="http://schemas.microsoft.com/office/drawing/2016/5/14/chartex" xmlns:mc="http://schemas.openxmlformats.org/markup-compatibility/2006" xmlns:aink="http://schemas.microsoft.com/office/drawing/2016/ink" xmlns:am3d="http://schemas.microsoft.com/office/drawing/2017/model3d" xmlns:o="urn:schemas-microsoft-com:office:office" xmlns:oel="http://schemas.microsoft.com/office/2019/extlst" xmlns:r="http://schemas.openxmlformats.org/officeDocument/2006/relationships" xmlns:m="http://schemas.openxmlformats.org/officeDocument/2006/math" xmlns:v="urn:schemas-microsoft-com:vml" xmlns:wp14="http://schemas.microsoft.com/office/word/2010/wordprocessingDrawing" xmlns:wp="http://schemas.openxmlformats.org/drawingml/2006/wordprocessingDrawing" xmlns:w10="urn:schemas-microsoft-com:office:word" xmlns:w="http://schemas.openxmlformats.org/wordprocessingml/2006/main" xmlns:w14="http://schemas.microsoft.com/office/word/2010/wordml" xmlns:w15="http://schemas.microsoft.com/office/word/2012/wordml" xmlns:w16cex="http://schemas.microsoft.com/office/word/2018/wordml/cex" xmlns:w16cid="http://schemas.microsoft.com/office/word/2016/wordml/cid" xmlns:w16="http://schemas.microsoft.com/office/word/2018/wordml" xmlns:w16du="http://schemas.microsoft.com/office/word/2023/wordml/word16du" xmlns:w16sdtdh="http://schemas.microsoft.com/office/word/2020/wordml/sdtdatahash" xmlns:w16se="http://schemas.microsoft.com/office/word/2015/wordml/symex" xmlns:wpg="http://schemas.microsoft.com/office/word/2010/wordprocessingGroup" xmlns:wpi="http://schemas.microsoft.com/office/word/2010/wordprocessingInk" xmlns:wne="http://schemas.microsoft.com/office/word/2006/wordml" xmlns:wps="http://schemas.microsoft.com/office/word/2010/wordprocessingShape" mc:Ignorable="w14 w15 w16se w16cid w16 w16cex w16sdtdh w16du wp14">
+<w:numbering xmlns:wpc="http://schemas.microsoft.com/office/word/2010/wordprocessingCanvas" xmlns:cx="http://schemas.microsoft.com/office/drawing/2014/chartex" xmlns:cx1="http://schemas.microsoft.com/office/drawing/2015/9/8/chartex" xmlns:cx2="http://schemas.microsoft.com/office/drawing/2015/10/21/chartex" xmlns:cx3="http://schemas.microsoft.com/office/drawing/2016/5/9/chartex" xmlns:cx4="http://schemas.microsoft.com/office/drawing/2016/5/10/chartex" xmlns:cx5="http://schemas.microsoft.com/office/drawing/2016/5/11/chartex" xmlns:cx6="http://schemas.microsoft.com/office/drawing/2016/5/12/chartex" xmlns:cx7="http://schemas.microsoft.com/office/drawing/2016/5/13/chartex" xmlns:cx8="http://schemas.microsoft.com/office/drawing/2016/5/14/chartex" xmlns:mc="http://schemas.openxmlformats.org/markup-compatibility/2006" xmlns:aink="http://schemas.microsoft.com/office/drawing/2016/ink" xmlns:am3d="http://schemas.microsoft.com/office/drawing/2017/model3d" xmlns:o="urn:schemas-microsoft-com:office:office" xmlns:r="http://schemas.openxmlformats.org/officeDocument/2006/relationships" xmlns:m="http://schemas.openxmlformats.org/officeDocument/2006/math" xmlns:v="urn:schemas-microsoft-com:vml" xmlns:wp14="http://schemas.microsoft.com/office/word/2010/wordprocessingDrawing" xmlns:wp="http://schemas.openxmlformats.org/drawingml/2006/wordprocessingDrawing" xmlns:w10="urn:schemas-microsoft-com:office:word" xmlns:w="http://schemas.openxmlformats.org/wordprocessingml/2006/main" xmlns:w14="http://schemas.microsoft.com/office/word/2010/wordml" xmlns:w15="http://schemas.microsoft.com/office/word/2012/wordml" xmlns:w16cex="http://schemas.microsoft.com/office/word/2018/wordml/cex" xmlns:w16cid="http://schemas.microsoft.com/office/word/2016/wordml/cid" xmlns:w16="http://schemas.microsoft.com/office/word/2018/wordml" xmlns:w16sdtdh="http://schemas.microsoft.com/office/word/2020/wordml/sdtdatahash" xmlns:w16se="http://schemas.microsoft.com/office/word/2015/wordml/symex" xmlns:wpg="http://schemas.microsoft.com/office/word/2010/wordprocessingGroup" xmlns:wpi="http://schemas.microsoft.com/office/word/2010/wordprocessingInk" xmlns:wne="http://schemas.microsoft.com/office/word/2006/wordml" xmlns:wps="http://schemas.microsoft.com/office/word/2010/wordprocessingShape" mc:Ignorable="w14 w15 w16se w16cid w16 w16cex w16sdtdh wp14">
   <w:abstractNum w:abstractNumId="0" w15:restartNumberingAfterBreak="0">
     <w:nsid w:val="02885954"/>
     <w:multiLevelType w:val="hybridMultilevel"/>
@@ -20346,101 +20199,109 @@
       </w:rPr>
     </w:lvl>
   </w:abstractNum>
-  <w:num w:numId="1" w16cid:durableId="198517541">
+  <w:num w:numId="1">
     <w:abstractNumId w:val="18"/>
   </w:num>
-  <w:num w:numId="2" w16cid:durableId="275523464">
+  <w:num w:numId="2">
     <w:abstractNumId w:val="24"/>
   </w:num>
-  <w:num w:numId="3" w16cid:durableId="1488980815">
+  <w:num w:numId="3">
     <w:abstractNumId w:val="6"/>
   </w:num>
-  <w:num w:numId="4" w16cid:durableId="923489768">
+  <w:num w:numId="4">
     <w:abstractNumId w:val="11"/>
   </w:num>
-  <w:num w:numId="5" w16cid:durableId="73937377">
+  <w:num w:numId="5">
     <w:abstractNumId w:val="15"/>
   </w:num>
-  <w:num w:numId="6" w16cid:durableId="1595237097">
+  <w:num w:numId="6">
     <w:abstractNumId w:val="29"/>
   </w:num>
-  <w:num w:numId="7" w16cid:durableId="1087189061">
+  <w:num w:numId="7">
     <w:abstractNumId w:val="2"/>
   </w:num>
-  <w:num w:numId="8" w16cid:durableId="915942063">
+  <w:num w:numId="8">
     <w:abstractNumId w:val="16"/>
   </w:num>
-  <w:num w:numId="9" w16cid:durableId="79717944">
+  <w:num w:numId="9">
     <w:abstractNumId w:val="13"/>
   </w:num>
-  <w:num w:numId="10" w16cid:durableId="2013532278">
+  <w:num w:numId="10">
     <w:abstractNumId w:val="8"/>
   </w:num>
-  <w:num w:numId="11" w16cid:durableId="44303863">
+  <w:num w:numId="11">
     <w:abstractNumId w:val="12"/>
   </w:num>
-  <w:num w:numId="12" w16cid:durableId="2034531418">
+  <w:num w:numId="12">
     <w:abstractNumId w:val="19"/>
   </w:num>
-  <w:num w:numId="13" w16cid:durableId="309018951">
+  <w:num w:numId="13">
     <w:abstractNumId w:val="1"/>
   </w:num>
-  <w:num w:numId="14" w16cid:durableId="1570143284">
+  <w:num w:numId="14">
     <w:abstractNumId w:val="28"/>
   </w:num>
-  <w:num w:numId="15" w16cid:durableId="752242539">
+  <w:num w:numId="15">
     <w:abstractNumId w:val="3"/>
   </w:num>
-  <w:num w:numId="16" w16cid:durableId="894699081">
+  <w:num w:numId="16">
     <w:abstractNumId w:val="17"/>
   </w:num>
-  <w:num w:numId="17" w16cid:durableId="1161777240">
+  <w:num w:numId="17">
     <w:abstractNumId w:val="20"/>
   </w:num>
-  <w:num w:numId="18" w16cid:durableId="1593508993">
+  <w:num w:numId="18">
     <w:abstractNumId w:val="0"/>
   </w:num>
-  <w:num w:numId="19" w16cid:durableId="629016406">
+  <w:num w:numId="19">
     <w:abstractNumId w:val="9"/>
   </w:num>
-  <w:num w:numId="20" w16cid:durableId="2091347884">
+  <w:num w:numId="20">
     <w:abstractNumId w:val="27"/>
   </w:num>
-  <w:num w:numId="21" w16cid:durableId="28923678">
+  <w:num w:numId="21">
     <w:abstractNumId w:val="21"/>
   </w:num>
-  <w:num w:numId="22" w16cid:durableId="1088500909">
+  <w:num w:numId="22">
     <w:abstractNumId w:val="14"/>
   </w:num>
-  <w:num w:numId="23" w16cid:durableId="3292397">
+  <w:num w:numId="23">
     <w:abstractNumId w:val="5"/>
   </w:num>
-  <w:num w:numId="24" w16cid:durableId="247160121">
+  <w:num w:numId="24">
     <w:abstractNumId w:val="7"/>
   </w:num>
-  <w:num w:numId="25" w16cid:durableId="1937862694">
+  <w:num w:numId="25">
     <w:abstractNumId w:val="22"/>
   </w:num>
-  <w:num w:numId="26" w16cid:durableId="617763839">
+  <w:num w:numId="26">
     <w:abstractNumId w:val="23"/>
   </w:num>
-  <w:num w:numId="27" w16cid:durableId="1824160481">
+  <w:num w:numId="27">
     <w:abstractNumId w:val="26"/>
   </w:num>
-  <w:num w:numId="28" w16cid:durableId="1081484023">
+  <w:num w:numId="28">
     <w:abstractNumId w:val="4"/>
   </w:num>
-  <w:num w:numId="29" w16cid:durableId="1824006150">
+  <w:num w:numId="29">
     <w:abstractNumId w:val="10"/>
   </w:num>
-  <w:num w:numId="30" w16cid:durableId="1453590262">
+  <w:num w:numId="30">
     <w:abstractNumId w:val="25"/>
   </w:num>
 </w:numbering>
 </file>
 
+<file path=word/people.xml><?xml version="1.0" encoding="utf-8"?>
+<w15:people xmlns:wpc="http://schemas.microsoft.com/office/word/2010/wordprocessingCanvas" xmlns:cx="http://schemas.microsoft.com/office/drawing/2014/chartex" xmlns:cx1="http://schemas.microsoft.com/office/drawing/2015/9/8/chartex" xmlns:cx2="http://schemas.microsoft.com/office/drawing/2015/10/21/chartex" xmlns:cx3="http://schemas.microsoft.com/office/drawing/2016/5/9/chartex" xmlns:cx4="http://schemas.microsoft.com/office/drawing/2016/5/10/chartex" xmlns:cx5="http://schemas.microsoft.com/office/drawing/2016/5/11/chartex" xmlns:cx6="http://schemas.microsoft.com/office/drawing/2016/5/12/chartex" xmlns:cx7="http://schemas.microsoft.com/office/drawing/2016/5/13/chartex" xmlns:cx8="http://schemas.microsoft.com/office/drawing/2016/5/14/chartex" xmlns:mc="http://schemas.openxmlformats.org/markup-compatibility/2006" xmlns:aink="http://schemas.microsoft.com/office/drawing/2016/ink" xmlns:am3d="http://schemas.microsoft.com/office/drawing/2017/model3d" xmlns:o="urn:schemas-microsoft-com:office:office" xmlns:r="http://schemas.openxmlformats.org/officeDocument/2006/relationships" xmlns:m="http://schemas.openxmlformats.org/officeDocument/2006/math" xmlns:v="urn:schemas-microsoft-com:vml" xmlns:wp14="http://schemas.microsoft.com/office/word/2010/wordprocessingDrawing" xmlns:wp="http://schemas.openxmlformats.org/drawingml/2006/wordprocessingDrawing" xmlns:w10="urn:schemas-microsoft-com:office:word" xmlns:w="http://schemas.openxmlformats.org/wordprocessingml/2006/main" xmlns:w14="http://schemas.microsoft.com/office/word/2010/wordml" xmlns:w15="http://schemas.microsoft.com/office/word/2012/wordml" xmlns:w16cex="http://schemas.microsoft.com/office/word/2018/wordml/cex" xmlns:w16cid="http://schemas.microsoft.com/office/word/2016/wordml/cid" xmlns:w16="http://schemas.microsoft.com/office/word/2018/wordml" xmlns:w16sdtdh="http://schemas.microsoft.com/office/word/2020/wordml/sdtdatahash" xmlns:w16se="http://schemas.microsoft.com/office/word/2015/wordml/symex" xmlns:wpg="http://schemas.microsoft.com/office/word/2010/wordprocessingGroup" xmlns:wpi="http://schemas.microsoft.com/office/word/2010/wordprocessingInk" xmlns:wne="http://schemas.microsoft.com/office/word/2006/wordml" xmlns:wps="http://schemas.microsoft.com/office/word/2010/wordprocessingShape" mc:Ignorable="w14 w15 w16se w16cid w16 w16cex w16sdtdh wp14">
+  <w15:person w15:author="Aleksey A. Kalentev">
+    <w15:presenceInfo w15:providerId="AD" w15:userId="S-1-5-21-507921405-1993962763-1957994488-151096"/>
+  </w15:person>
+</w15:people>
+</file>
+
 <file path=word/styles.xml><?xml version="1.0" encoding="utf-8"?>
-<w:styles xmlns:mc="http://schemas.openxmlformats.org/markup-compatibility/2006" xmlns:r="http://schemas.openxmlformats.org/officeDocument/2006/relationships" xmlns:w="http://schemas.openxmlformats.org/wordprocessingml/2006/main" xmlns:w14="http://schemas.microsoft.com/office/word/2010/wordml" xmlns:w15="http://schemas.microsoft.com/office/word/2012/wordml" xmlns:w16cex="http://schemas.microsoft.com/office/word/2018/wordml/cex" xmlns:w16cid="http://schemas.microsoft.com/office/word/2016/wordml/cid" xmlns:w16="http://schemas.microsoft.com/office/word/2018/wordml" xmlns:w16du="http://schemas.microsoft.com/office/word/2023/wordml/word16du" xmlns:w16sdtdh="http://schemas.microsoft.com/office/word/2020/wordml/sdtdatahash" xmlns:w16se="http://schemas.microsoft.com/office/word/2015/wordml/symex" mc:Ignorable="w14 w15 w16se w16cid w16 w16cex w16sdtdh w16du">
+<w:styles xmlns:mc="http://schemas.openxmlformats.org/markup-compatibility/2006" xmlns:r="http://schemas.openxmlformats.org/officeDocument/2006/relationships" xmlns:w="http://schemas.openxmlformats.org/wordprocessingml/2006/main" xmlns:w14="http://schemas.microsoft.com/office/word/2010/wordml" xmlns:w15="http://schemas.microsoft.com/office/word/2012/wordml" xmlns:w16cex="http://schemas.microsoft.com/office/word/2018/wordml/cex" xmlns:w16cid="http://schemas.microsoft.com/office/word/2016/wordml/cid" xmlns:w16="http://schemas.microsoft.com/office/word/2018/wordml" xmlns:w16sdtdh="http://schemas.microsoft.com/office/word/2020/wordml/sdtdatahash" xmlns:w16se="http://schemas.microsoft.com/office/word/2015/wordml/symex" mc:Ignorable="w14 w15 w16se w16cid w16 w16cex w16sdtdh">
   <w:docDefaults>
     <w:rPrDefault>
       <w:rPr>
@@ -21054,6 +20915,7 @@
   <w:style w:type="character" w:default="1" w:styleId="a1">
     <w:name w:val="Default Paragraph Font"/>
     <w:uiPriority w:val="1"/>
+    <w:semiHidden/>
     <w:unhideWhenUsed/>
   </w:style>
   <w:style w:type="table" w:default="1" w:styleId="a2">
@@ -21510,7 +21372,7 @@
   </w:style>
   <w:style w:type="character" w:customStyle="1" w:styleId="a9">
     <w:name w:val="Абзац списка Знак"/>
-    <w:aliases w:val="Title Знак"/>
+    <w:aliases w:val="Title Знак,Таблицы Знак"/>
     <w:basedOn w:val="a1"/>
     <w:link w:val="a8"/>
     <w:uiPriority w:val="34"/>
@@ -21651,6 +21513,80 @@
     <w:rPr>
       <w:color w:val="467886" w:themeColor="hyperlink"/>
       <w:u w:val="single"/>
+    </w:rPr>
+  </w:style>
+  <w:style w:type="character" w:styleId="af8">
+    <w:name w:val="annotation reference"/>
+    <w:basedOn w:val="a1"/>
+    <w:uiPriority w:val="99"/>
+    <w:semiHidden/>
+    <w:unhideWhenUsed/>
+    <w:rsid w:val="005609E4"/>
+    <w:rPr>
+      <w:sz w:val="16"/>
+      <w:szCs w:val="16"/>
+    </w:rPr>
+  </w:style>
+  <w:style w:type="paragraph" w:styleId="af9">
+    <w:name w:val="annotation text"/>
+    <w:basedOn w:val="a0"/>
+    <w:link w:val="afa"/>
+    <w:uiPriority w:val="99"/>
+    <w:semiHidden/>
+    <w:unhideWhenUsed/>
+    <w:rsid w:val="005609E4"/>
+    <w:pPr>
+      <w:spacing w:line="240" w:lineRule="auto"/>
+    </w:pPr>
+    <w:rPr>
+      <w:sz w:val="20"/>
+      <w:szCs w:val="20"/>
+    </w:rPr>
+  </w:style>
+  <w:style w:type="character" w:customStyle="1" w:styleId="afa">
+    <w:name w:val="Текст примечания Знак"/>
+    <w:basedOn w:val="a1"/>
+    <w:link w:val="af9"/>
+    <w:uiPriority w:val="99"/>
+    <w:semiHidden/>
+    <w:rsid w:val="005609E4"/>
+    <w:rPr>
+      <w:rFonts w:ascii="Times New Roman" w:hAnsi="Times New Roman"/>
+      <w:kern w:val="0"/>
+      <w:sz w:val="20"/>
+      <w:szCs w:val="20"/>
+      <w14:ligatures w14:val="none"/>
+    </w:rPr>
+  </w:style>
+  <w:style w:type="paragraph" w:styleId="afb">
+    <w:name w:val="annotation subject"/>
+    <w:basedOn w:val="af9"/>
+    <w:next w:val="af9"/>
+    <w:link w:val="afc"/>
+    <w:uiPriority w:val="99"/>
+    <w:semiHidden/>
+    <w:unhideWhenUsed/>
+    <w:rsid w:val="005609E4"/>
+    <w:rPr>
+      <w:b/>
+      <w:bCs/>
+    </w:rPr>
+  </w:style>
+  <w:style w:type="character" w:customStyle="1" w:styleId="afc">
+    <w:name w:val="Тема примечания Знак"/>
+    <w:basedOn w:val="afa"/>
+    <w:link w:val="afb"/>
+    <w:uiPriority w:val="99"/>
+    <w:semiHidden/>
+    <w:rsid w:val="005609E4"/>
+    <w:rPr>
+      <w:rFonts w:ascii="Times New Roman" w:hAnsi="Times New Roman"/>
+      <w:b/>
+      <w:bCs/>
+      <w:kern w:val="0"/>
+      <w:sz w:val="20"/>
+      <w:szCs w:val="20"/>
+      <w14:ligatures w14:val="none"/>
     </w:rPr>
   </w:style>
 </w:styles>
